--- a/VR_REASEARCH_PAPERS/augnito/summary.docx
+++ b/VR_REASEARCH_PAPERS/augnito/summary.docx
@@ -2,6 +2,34 @@
 <file path=word/document.xml><?xml version="1.0" encoding="utf-8"?>
 <w:document xmlns:wpc="http://schemas.microsoft.com/office/word/2010/wordprocessingCanvas" xmlns:mc="http://schemas.openxmlformats.org/markup-compatibility/2006" xmlns:o="urn:schemas-microsoft-com:office:office" xmlns:r="http://schemas.openxmlformats.org/officeDocument/2006/relationships" xmlns:m="http://schemas.openxmlformats.org/officeDocument/2006/math" xmlns:v="urn:schemas-microsoft-com:vml" xmlns:wp="http://schemas.openxmlformats.org/drawingml/2006/wordprocessingDrawing" xmlns:w="http://schemas.openxmlformats.org/wordprocessingml/2006/main" xmlns:wpg="http://schemas.microsoft.com/office/word/2010/wordprocessingGroup" xmlns:wpi="http://schemas.microsoft.com/office/word/2010/wordprocessingInk" xmlns:a="http://schemas.openxmlformats.org/drawingml/2006/main" xmlns:wne="http://schemas.microsoft.com/office/word/2006/wordml" xmlns:wps="http://schemas.microsoft.com/office/word/2010/wordprocessingShape" xmlns:w10="urn:schemas-microsoft-com:office:word" xmlns:wp14="http://schemas.microsoft.com/office/word/2010/wordprocessingDrawing" xmlns:w14="http://schemas.microsoft.com/office/word/2010/wordml" xmlns:w15="http://schemas.microsoft.com/office/word/2012/wordml" xmlns:w16cex="http://schemas.microsoft.com/office/word/2018/wordml/cex" xmlns:w16cid="http://schemas.microsoft.com/office/word/2016/wordml/cid" xmlns:w16="http://schemas.microsoft.com/office/word/2018/wordml" xmlns:w16sdtdh="http://schemas.microsoft.com/office/word/2020/wordml/sdtdatahash" xmlns:w16se="http://schemas.microsoft.com/office/word/2015/wordml/symex" mc:Ignorable="w14 w15 w16se w16cid w16 w16cex w16sdtdh wp14">
   <w:body>
+    <w:p>
+      <w:pPr>
+        <w:pStyle w:val="663"/>
+        <w:pBdr/>
+        <w:spacing/>
+        <w:ind/>
+        <w:rPr>
+          <w:b/>
+          <w:bCs/>
+          <w:highlight w:val="none"/>
+        </w:rPr>
+      </w:pPr>
+      <w:r>
+        <w:rPr>
+          <w:b/>
+          <w:bCs/>
+          <w:highlight w:val="none"/>
+        </w:rPr>
+        <w:t xml:space="preserve">METRICS </w:t>
+      </w:r>
+      <w:r>
+        <w:rPr>
+          <w:b/>
+          <w:bCs/>
+          <w:highlight w:val="none"/>
+        </w:rPr>
+      </w:r>
+    </w:p>
     <w:p>
       <w:pPr>
         <w:pStyle w:val="663"/>
@@ -647,6 +675,2676 @@
           </mc:Fallback>
         </mc:AlternateContent>
       </w:r>
+      <w:r>
+        <w:rPr>
+          <w:sz w:val="28"/>
+          <w:szCs w:val="28"/>
+          <w:highlight w:val="none"/>
+        </w:rPr>
+      </w:r>
+      <w:r>
+        <w:rPr>
+          <w:sz w:val="28"/>
+          <w:szCs w:val="28"/>
+          <w:highlight w:val="none"/>
+        </w:rPr>
+      </w:r>
+    </w:p>
+    <w:p>
+      <w:pPr>
+        <w:pStyle w:val="663"/>
+        <w:pBdr/>
+        <w:spacing/>
+        <w:ind/>
+        <w:jc w:val="left"/>
+        <w:rPr>
+          <w:sz w:val="28"/>
+          <w:szCs w:val="28"/>
+          <w:highlight w:val="none"/>
+        </w:rPr>
+      </w:pPr>
+      <w:r>
+        <w:rPr>
+          <w:sz w:val="28"/>
+          <w:szCs w:val="28"/>
+          <w:highlight w:val="none"/>
+        </w:rPr>
+      </w:r>
+      <w:r>
+        <mc:AlternateContent>
+          <mc:Choice Requires="wpg">
+            <w:drawing>
+              <wp:inline xmlns:wp="http://schemas.openxmlformats.org/drawingml/2006/wordprocessingDrawing" distT="0" distB="0" distL="0" distR="0">
+                <wp:extent cx="5943600" cy="3588472"/>
+                <wp:effectExtent l="0" t="0" r="0" b="0"/>
+                <wp:docPr id="7" name=""/>
+                <wp:cNvGraphicFramePr>
+                  <a:graphicFrameLocks xmlns:a="http://schemas.openxmlformats.org/drawingml/2006/main" noChangeAspect="1"/>
+                </wp:cNvGraphicFramePr>
+                <a:graphic xmlns:a="http://schemas.openxmlformats.org/drawingml/2006/main">
+                  <a:graphicData uri="http://schemas.openxmlformats.org/drawingml/2006/picture">
+                    <pic:pic xmlns:pic="http://schemas.openxmlformats.org/drawingml/2006/picture">
+                      <pic:nvPicPr>
+                        <pic:cNvPr id="2057792728" name=""/>
+                        <pic:cNvPicPr>
+                          <a:picLocks noChangeAspect="1"/>
+                        </pic:cNvPicPr>
+                        <pic:nvPr/>
+                      </pic:nvPicPr>
+                      <pic:blipFill>
+                        <a:blip r:embed="rId14"/>
+                        <a:stretch/>
+                      </pic:blipFill>
+                      <pic:spPr bwMode="auto">
+                        <a:xfrm>
+                          <a:off x="0" y="0"/>
+                          <a:ext cx="5943599" cy="3588471"/>
+                        </a:xfrm>
+                        <a:prstGeom prst="rect">
+                          <a:avLst/>
+                        </a:prstGeom>
+                      </pic:spPr>
+                    </pic:pic>
+                  </a:graphicData>
+                </a:graphic>
+              </wp:inline>
+            </w:drawing>
+          </mc:Choice>
+          <mc:Fallback>
+            <w:pict>
+              <v:shapetype id="_x0000_t75" coordsize="21600,21600" o:spt="75" o:preferrelative="t" path="m@4@5l@4@11@9@11@9@5xe" filled="f" stroked="f">
+                <v:stroke joinstyle="miter"/>
+                <v:formulas>
+                  <v:f eqn="if lineDrawn pixelLineWidth 0"/>
+                  <v:f eqn="sum @0 1 0"/>
+                  <v:f eqn="sum 0 0 @1"/>
+                  <v:f eqn="prod @2 1 2"/>
+                  <v:f eqn="prod @3 21600 pixelWidth"/>
+                  <v:f eqn="prod @3 21600 pixelHeight"/>
+                  <v:f eqn="sum @0 0 1"/>
+                  <v:f eqn="prod @6 1 2"/>
+                  <v:f eqn="prod @7 21600 pixelWidth"/>
+                  <v:f eqn="sum @8 21600 0"/>
+                  <v:f eqn="prod @7 21600 pixelHeight"/>
+                  <v:f eqn="sum @10 21600 0"/>
+                </v:formulas>
+                <v:path o:extrusionok="f" gradientshapeok="t" o:connecttype="rect"/>
+                <o:lock v:ext="edit" aspectratio="t"/>
+              </v:shapetype>
+              <v:shape id="_x0000_i6" o:spid="_x0000_s6" type="#_x0000_t75" style="width:468.00pt;height:282.56pt;mso-wrap-distance-left:0.00pt;mso-wrap-distance-top:0.00pt;mso-wrap-distance-right:0.00pt;mso-wrap-distance-bottom:0.00pt;z-index:1;" stroked="false">
+                <v:imagedata r:id="rId14" o:title=""/>
+                <o:lock v:ext="edit" rotation="t"/>
+              </v:shape>
+            </w:pict>
+          </mc:Fallback>
+        </mc:AlternateContent>
+      </w:r>
+      <w:r>
+        <w:rPr>
+          <w:sz w:val="28"/>
+          <w:szCs w:val="28"/>
+          <w:highlight w:val="none"/>
+        </w:rPr>
+      </w:r>
+      <w:r>
+        <w:rPr>
+          <w:sz w:val="28"/>
+          <w:szCs w:val="28"/>
+          <w:highlight w:val="none"/>
+        </w:rPr>
+      </w:r>
+    </w:p>
+    <w:p>
+      <w:pPr>
+        <w:pStyle w:val="663"/>
+        <w:pBdr/>
+        <w:spacing/>
+        <w:ind/>
+        <w:jc w:val="left"/>
+        <w:rPr>
+          <w:sz w:val="28"/>
+          <w:szCs w:val="28"/>
+          <w:highlight w:val="none"/>
+        </w:rPr>
+      </w:pPr>
+      <w:r>
+        <w:rPr>
+          <w:sz w:val="28"/>
+          <w:szCs w:val="28"/>
+          <w:highlight w:val="none"/>
+        </w:rPr>
+      </w:r>
+      <w:r>
+        <mc:AlternateContent>
+          <mc:Choice Requires="wpg">
+            <w:drawing>
+              <wp:inline xmlns:wp="http://schemas.openxmlformats.org/drawingml/2006/wordprocessingDrawing" distT="0" distB="0" distL="0" distR="0">
+                <wp:extent cx="5943600" cy="3588472"/>
+                <wp:effectExtent l="0" t="0" r="0" b="0"/>
+                <wp:docPr id="8" name=""/>
+                <wp:cNvGraphicFramePr>
+                  <a:graphicFrameLocks xmlns:a="http://schemas.openxmlformats.org/drawingml/2006/main" noChangeAspect="1"/>
+                </wp:cNvGraphicFramePr>
+                <a:graphic xmlns:a="http://schemas.openxmlformats.org/drawingml/2006/main">
+                  <a:graphicData uri="http://schemas.openxmlformats.org/drawingml/2006/picture">
+                    <pic:pic xmlns:pic="http://schemas.openxmlformats.org/drawingml/2006/picture">
+                      <pic:nvPicPr>
+                        <pic:cNvPr id="1487133576" name=""/>
+                        <pic:cNvPicPr>
+                          <a:picLocks noChangeAspect="1"/>
+                        </pic:cNvPicPr>
+                        <pic:nvPr/>
+                      </pic:nvPicPr>
+                      <pic:blipFill>
+                        <a:blip r:embed="rId15"/>
+                        <a:stretch/>
+                      </pic:blipFill>
+                      <pic:spPr bwMode="auto">
+                        <a:xfrm>
+                          <a:off x="0" y="0"/>
+                          <a:ext cx="5943599" cy="3588471"/>
+                        </a:xfrm>
+                        <a:prstGeom prst="rect">
+                          <a:avLst/>
+                        </a:prstGeom>
+                      </pic:spPr>
+                    </pic:pic>
+                  </a:graphicData>
+                </a:graphic>
+              </wp:inline>
+            </w:drawing>
+          </mc:Choice>
+          <mc:Fallback>
+            <w:pict>
+              <v:shapetype id="_x0000_t75" coordsize="21600,21600" o:spt="75" o:preferrelative="t" path="m@4@5l@4@11@9@11@9@5xe" filled="f" stroked="f">
+                <v:stroke joinstyle="miter"/>
+                <v:formulas>
+                  <v:f eqn="if lineDrawn pixelLineWidth 0"/>
+                  <v:f eqn="sum @0 1 0"/>
+                  <v:f eqn="sum 0 0 @1"/>
+                  <v:f eqn="prod @2 1 2"/>
+                  <v:f eqn="prod @3 21600 pixelWidth"/>
+                  <v:f eqn="prod @3 21600 pixelHeight"/>
+                  <v:f eqn="sum @0 0 1"/>
+                  <v:f eqn="prod @6 1 2"/>
+                  <v:f eqn="prod @7 21600 pixelWidth"/>
+                  <v:f eqn="sum @8 21600 0"/>
+                  <v:f eqn="prod @7 21600 pixelHeight"/>
+                  <v:f eqn="sum @10 21600 0"/>
+                </v:formulas>
+                <v:path o:extrusionok="f" gradientshapeok="t" o:connecttype="rect"/>
+                <o:lock v:ext="edit" aspectratio="t"/>
+              </v:shapetype>
+              <v:shape id="_x0000_i7" o:spid="_x0000_s7" type="#_x0000_t75" style="width:468.00pt;height:282.56pt;mso-wrap-distance-left:0.00pt;mso-wrap-distance-top:0.00pt;mso-wrap-distance-right:0.00pt;mso-wrap-distance-bottom:0.00pt;z-index:1;" stroked="false">
+                <v:imagedata r:id="rId15" o:title=""/>
+                <o:lock v:ext="edit" rotation="t"/>
+              </v:shape>
+            </w:pict>
+          </mc:Fallback>
+        </mc:AlternateContent>
+      </w:r>
+      <w:r>
+        <w:rPr>
+          <w:sz w:val="28"/>
+          <w:szCs w:val="28"/>
+          <w:highlight w:val="none"/>
+        </w:rPr>
+      </w:r>
+      <w:r>
+        <w:rPr>
+          <w:sz w:val="28"/>
+          <w:szCs w:val="28"/>
+          <w:highlight w:val="none"/>
+        </w:rPr>
+      </w:r>
+    </w:p>
+    <w:p>
+      <w:pPr>
+        <w:pStyle w:val="663"/>
+        <w:pBdr/>
+        <w:spacing/>
+        <w:ind/>
+        <w:jc w:val="left"/>
+        <w:rPr>
+          <w:sz w:val="28"/>
+          <w:szCs w:val="28"/>
+          <w:highlight w:val="none"/>
+        </w:rPr>
+      </w:pPr>
+      <w:r>
+        <w:rPr>
+          <w:sz w:val="28"/>
+          <w:szCs w:val="28"/>
+          <w:highlight w:val="none"/>
+        </w:rPr>
+      </w:r>
+      <w:r>
+        <mc:AlternateContent>
+          <mc:Choice Requires="wpg">
+            <w:drawing>
+              <wp:inline xmlns:wp="http://schemas.openxmlformats.org/drawingml/2006/wordprocessingDrawing" distT="0" distB="0" distL="0" distR="0">
+                <wp:extent cx="5943600" cy="2023741"/>
+                <wp:effectExtent l="0" t="0" r="0" b="0"/>
+                <wp:docPr id="9" name=""/>
+                <wp:cNvGraphicFramePr>
+                  <a:graphicFrameLocks xmlns:a="http://schemas.openxmlformats.org/drawingml/2006/main" noChangeAspect="1"/>
+                </wp:cNvGraphicFramePr>
+                <a:graphic xmlns:a="http://schemas.openxmlformats.org/drawingml/2006/main">
+                  <a:graphicData uri="http://schemas.openxmlformats.org/drawingml/2006/picture">
+                    <pic:pic xmlns:pic="http://schemas.openxmlformats.org/drawingml/2006/picture">
+                      <pic:nvPicPr>
+                        <pic:cNvPr id="2039676850" name=""/>
+                        <pic:cNvPicPr>
+                          <a:picLocks noChangeAspect="1"/>
+                        </pic:cNvPicPr>
+                        <pic:nvPr/>
+                      </pic:nvPicPr>
+                      <pic:blipFill>
+                        <a:blip r:embed="rId16"/>
+                        <a:stretch/>
+                      </pic:blipFill>
+                      <pic:spPr bwMode="auto">
+                        <a:xfrm>
+                          <a:off x="0" y="0"/>
+                          <a:ext cx="5943599" cy="2023741"/>
+                        </a:xfrm>
+                        <a:prstGeom prst="rect">
+                          <a:avLst/>
+                        </a:prstGeom>
+                      </pic:spPr>
+                    </pic:pic>
+                  </a:graphicData>
+                </a:graphic>
+              </wp:inline>
+            </w:drawing>
+          </mc:Choice>
+          <mc:Fallback>
+            <w:pict>
+              <v:shapetype id="_x0000_t75" coordsize="21600,21600" o:spt="75" o:preferrelative="t" path="m@4@5l@4@11@9@11@9@5xe" filled="f" stroked="f">
+                <v:stroke joinstyle="miter"/>
+                <v:formulas>
+                  <v:f eqn="if lineDrawn pixelLineWidth 0"/>
+                  <v:f eqn="sum @0 1 0"/>
+                  <v:f eqn="sum 0 0 @1"/>
+                  <v:f eqn="prod @2 1 2"/>
+                  <v:f eqn="prod @3 21600 pixelWidth"/>
+                  <v:f eqn="prod @3 21600 pixelHeight"/>
+                  <v:f eqn="sum @0 0 1"/>
+                  <v:f eqn="prod @6 1 2"/>
+                  <v:f eqn="prod @7 21600 pixelWidth"/>
+                  <v:f eqn="sum @8 21600 0"/>
+                  <v:f eqn="prod @7 21600 pixelHeight"/>
+                  <v:f eqn="sum @10 21600 0"/>
+                </v:formulas>
+                <v:path o:extrusionok="f" gradientshapeok="t" o:connecttype="rect"/>
+                <o:lock v:ext="edit" aspectratio="t"/>
+              </v:shapetype>
+              <v:shape id="_x0000_i8" o:spid="_x0000_s8" type="#_x0000_t75" style="width:468.00pt;height:159.35pt;mso-wrap-distance-left:0.00pt;mso-wrap-distance-top:0.00pt;mso-wrap-distance-right:0.00pt;mso-wrap-distance-bottom:0.00pt;z-index:1;" stroked="false">
+                <v:imagedata r:id="rId16" o:title=""/>
+                <o:lock v:ext="edit" rotation="t"/>
+              </v:shape>
+            </w:pict>
+          </mc:Fallback>
+        </mc:AlternateContent>
+      </w:r>
+      <w:r>
+        <w:rPr>
+          <w:sz w:val="28"/>
+          <w:szCs w:val="28"/>
+          <w:highlight w:val="none"/>
+        </w:rPr>
+      </w:r>
+      <w:r>
+        <w:rPr>
+          <w:sz w:val="28"/>
+          <w:szCs w:val="28"/>
+          <w:highlight w:val="none"/>
+        </w:rPr>
+      </w:r>
+    </w:p>
+    <w:p>
+      <w:pPr>
+        <w:pStyle w:val="663"/>
+        <w:pBdr/>
+        <w:spacing/>
+        <w:ind/>
+        <w:jc w:val="left"/>
+        <w:rPr>
+          <w:sz w:val="28"/>
+          <w:szCs w:val="28"/>
+          <w:highlight w:val="none"/>
+        </w:rPr>
+      </w:pPr>
+      <w:r>
+        <w:rPr>
+          <w:highlight w:val="none"/>
+        </w:rPr>
+      </w:r>
+      <w:r>
+        <w:rPr>
+          <w:highlight w:val="none"/>
+        </w:rPr>
+      </w:r>
+    </w:p>
+    <w:p>
+      <w:pPr>
+        <w:pStyle w:val="663"/>
+        <w:pBdr/>
+        <w:spacing/>
+        <w:ind/>
+        <w:jc w:val="left"/>
+        <w:rPr>
+          <w:sz w:val="28"/>
+          <w:szCs w:val="28"/>
+          <w:highlight w:val="none"/>
+        </w:rPr>
+      </w:pPr>
+      <w:r>
+        <w:rPr>
+          <w:sz w:val="28"/>
+          <w:szCs w:val="28"/>
+          <w:highlight w:val="none"/>
+        </w:rPr>
+      </w:r>
+      <w:r>
+        <mc:AlternateContent>
+          <mc:Choice Requires="wpg">
+            <w:drawing>
+              <wp:inline xmlns:wp="http://schemas.openxmlformats.org/drawingml/2006/wordprocessingDrawing" distT="0" distB="0" distL="0" distR="0">
+                <wp:extent cx="5943600" cy="4059327"/>
+                <wp:effectExtent l="0" t="0" r="0" b="0"/>
+                <wp:docPr id="10" name=""/>
+                <wp:cNvGraphicFramePr>
+                  <a:graphicFrameLocks xmlns:a="http://schemas.openxmlformats.org/drawingml/2006/main" noChangeAspect="1"/>
+                </wp:cNvGraphicFramePr>
+                <a:graphic xmlns:a="http://schemas.openxmlformats.org/drawingml/2006/main">
+                  <a:graphicData uri="http://schemas.openxmlformats.org/drawingml/2006/picture">
+                    <pic:pic xmlns:pic="http://schemas.openxmlformats.org/drawingml/2006/picture">
+                      <pic:nvPicPr>
+                        <pic:cNvPr id="814195474" name=""/>
+                        <pic:cNvPicPr>
+                          <a:picLocks noChangeAspect="1"/>
+                        </pic:cNvPicPr>
+                        <pic:nvPr/>
+                      </pic:nvPicPr>
+                      <pic:blipFill>
+                        <a:blip r:embed="rId17"/>
+                        <a:stretch/>
+                      </pic:blipFill>
+                      <pic:spPr bwMode="auto">
+                        <a:xfrm>
+                          <a:off x="0" y="0"/>
+                          <a:ext cx="5943599" cy="4059327"/>
+                        </a:xfrm>
+                        <a:prstGeom prst="rect">
+                          <a:avLst/>
+                        </a:prstGeom>
+                      </pic:spPr>
+                    </pic:pic>
+                  </a:graphicData>
+                </a:graphic>
+              </wp:inline>
+            </w:drawing>
+          </mc:Choice>
+          <mc:Fallback>
+            <w:pict>
+              <v:shapetype id="_x0000_t75" coordsize="21600,21600" o:spt="75" o:preferrelative="t" path="m@4@5l@4@11@9@11@9@5xe" filled="f" stroked="f">
+                <v:stroke joinstyle="miter"/>
+                <v:formulas>
+                  <v:f eqn="if lineDrawn pixelLineWidth 0"/>
+                  <v:f eqn="sum @0 1 0"/>
+                  <v:f eqn="sum 0 0 @1"/>
+                  <v:f eqn="prod @2 1 2"/>
+                  <v:f eqn="prod @3 21600 pixelWidth"/>
+                  <v:f eqn="prod @3 21600 pixelHeight"/>
+                  <v:f eqn="sum @0 0 1"/>
+                  <v:f eqn="prod @6 1 2"/>
+                  <v:f eqn="prod @7 21600 pixelWidth"/>
+                  <v:f eqn="sum @8 21600 0"/>
+                  <v:f eqn="prod @7 21600 pixelHeight"/>
+                  <v:f eqn="sum @10 21600 0"/>
+                </v:formulas>
+                <v:path o:extrusionok="f" gradientshapeok="t" o:connecttype="rect"/>
+                <o:lock v:ext="edit" aspectratio="t"/>
+              </v:shapetype>
+              <v:shape id="_x0000_i9" o:spid="_x0000_s9" type="#_x0000_t75" style="width:468.00pt;height:319.63pt;mso-wrap-distance-left:0.00pt;mso-wrap-distance-top:0.00pt;mso-wrap-distance-right:0.00pt;mso-wrap-distance-bottom:0.00pt;z-index:1;" stroked="false">
+                <v:imagedata r:id="rId17" o:title=""/>
+                <o:lock v:ext="edit" rotation="t"/>
+              </v:shape>
+            </w:pict>
+          </mc:Fallback>
+        </mc:AlternateContent>
+      </w:r>
+      <w:r>
+        <w:rPr>
+          <w:sz w:val="28"/>
+          <w:szCs w:val="28"/>
+          <w:highlight w:val="none"/>
+        </w:rPr>
+      </w:r>
+      <w:r>
+        <w:rPr>
+          <w:sz w:val="28"/>
+          <w:szCs w:val="28"/>
+          <w:highlight w:val="none"/>
+        </w:rPr>
+      </w:r>
+    </w:p>
+    <w:p>
+      <w:pPr>
+        <w:pStyle w:val="663"/>
+        <w:pBdr/>
+        <w:spacing/>
+        <w:ind/>
+        <w:jc w:val="left"/>
+        <w:rPr>
+          <w:sz w:val="28"/>
+          <w:szCs w:val="28"/>
+          <w:highlight w:val="none"/>
+        </w:rPr>
+      </w:pPr>
+      <w:r>
+        <w:rPr>
+          <w:sz w:val="28"/>
+          <w:szCs w:val="28"/>
+          <w:highlight w:val="none"/>
+        </w:rPr>
+      </w:r>
+      <w:r>
+        <mc:AlternateContent>
+          <mc:Choice Requires="wpg">
+            <w:drawing>
+              <wp:inline xmlns:wp="http://schemas.openxmlformats.org/drawingml/2006/wordprocessingDrawing" distT="0" distB="0" distL="0" distR="0">
+                <wp:extent cx="5943600" cy="3679371"/>
+                <wp:effectExtent l="0" t="0" r="0" b="0"/>
+                <wp:docPr id="11" name=""/>
+                <wp:cNvGraphicFramePr>
+                  <a:graphicFrameLocks xmlns:a="http://schemas.openxmlformats.org/drawingml/2006/main" noChangeAspect="1"/>
+                </wp:cNvGraphicFramePr>
+                <a:graphic xmlns:a="http://schemas.openxmlformats.org/drawingml/2006/main">
+                  <a:graphicData uri="http://schemas.openxmlformats.org/drawingml/2006/picture">
+                    <pic:pic xmlns:pic="http://schemas.openxmlformats.org/drawingml/2006/picture">
+                      <pic:nvPicPr>
+                        <pic:cNvPr id="1485016180" name=""/>
+                        <pic:cNvPicPr>
+                          <a:picLocks noChangeAspect="1"/>
+                        </pic:cNvPicPr>
+                        <pic:nvPr/>
+                      </pic:nvPicPr>
+                      <pic:blipFill>
+                        <a:blip r:embed="rId18"/>
+                        <a:stretch/>
+                      </pic:blipFill>
+                      <pic:spPr bwMode="auto">
+                        <a:xfrm>
+                          <a:off x="0" y="0"/>
+                          <a:ext cx="5943599" cy="3679371"/>
+                        </a:xfrm>
+                        <a:prstGeom prst="rect">
+                          <a:avLst/>
+                        </a:prstGeom>
+                      </pic:spPr>
+                    </pic:pic>
+                  </a:graphicData>
+                </a:graphic>
+              </wp:inline>
+            </w:drawing>
+          </mc:Choice>
+          <mc:Fallback>
+            <w:pict>
+              <v:shapetype id="_x0000_t75" coordsize="21600,21600" o:spt="75" o:preferrelative="t" path="m@4@5l@4@11@9@11@9@5xe" filled="f" stroked="f">
+                <v:stroke joinstyle="miter"/>
+                <v:formulas>
+                  <v:f eqn="if lineDrawn pixelLineWidth 0"/>
+                  <v:f eqn="sum @0 1 0"/>
+                  <v:f eqn="sum 0 0 @1"/>
+                  <v:f eqn="prod @2 1 2"/>
+                  <v:f eqn="prod @3 21600 pixelWidth"/>
+                  <v:f eqn="prod @3 21600 pixelHeight"/>
+                  <v:f eqn="sum @0 0 1"/>
+                  <v:f eqn="prod @6 1 2"/>
+                  <v:f eqn="prod @7 21600 pixelWidth"/>
+                  <v:f eqn="sum @8 21600 0"/>
+                  <v:f eqn="prod @7 21600 pixelHeight"/>
+                  <v:f eqn="sum @10 21600 0"/>
+                </v:formulas>
+                <v:path o:extrusionok="f" gradientshapeok="t" o:connecttype="rect"/>
+                <o:lock v:ext="edit" aspectratio="t"/>
+              </v:shapetype>
+              <v:shape id="_x0000_i10" o:spid="_x0000_s10" type="#_x0000_t75" style="width:468.00pt;height:289.71pt;mso-wrap-distance-left:0.00pt;mso-wrap-distance-top:0.00pt;mso-wrap-distance-right:0.00pt;mso-wrap-distance-bottom:0.00pt;z-index:1;" stroked="false">
+                <v:imagedata r:id="rId18" o:title=""/>
+                <o:lock v:ext="edit" rotation="t"/>
+              </v:shape>
+            </w:pict>
+          </mc:Fallback>
+        </mc:AlternateContent>
+      </w:r>
+      <w:r>
+        <w:rPr>
+          <w:sz w:val="28"/>
+          <w:szCs w:val="28"/>
+          <w:highlight w:val="none"/>
+        </w:rPr>
+      </w:r>
+      <w:r>
+        <w:rPr>
+          <w:sz w:val="28"/>
+          <w:szCs w:val="28"/>
+          <w:highlight w:val="none"/>
+        </w:rPr>
+      </w:r>
+    </w:p>
+    <w:p>
+      <w:pPr>
+        <w:pStyle w:val="663"/>
+        <w:pBdr/>
+        <w:spacing/>
+        <w:ind/>
+        <w:jc w:val="left"/>
+        <w:rPr>
+          <w:sz w:val="28"/>
+          <w:szCs w:val="28"/>
+          <w:highlight w:val="none"/>
+        </w:rPr>
+      </w:pPr>
+      <w:r>
+        <w:rPr>
+          <w:sz w:val="28"/>
+          <w:szCs w:val="28"/>
+          <w:highlight w:val="none"/>
+        </w:rPr>
+      </w:r>
+      <w:r>
+        <mc:AlternateContent>
+          <mc:Choice Requires="wpg">
+            <w:drawing>
+              <wp:inline xmlns:wp="http://schemas.openxmlformats.org/drawingml/2006/wordprocessingDrawing" distT="0" distB="0" distL="0" distR="0">
+                <wp:extent cx="5943600" cy="4721109"/>
+                <wp:effectExtent l="0" t="0" r="0" b="0"/>
+                <wp:docPr id="12" name=""/>
+                <wp:cNvGraphicFramePr>
+                  <a:graphicFrameLocks xmlns:a="http://schemas.openxmlformats.org/drawingml/2006/main" noChangeAspect="1"/>
+                </wp:cNvGraphicFramePr>
+                <a:graphic xmlns:a="http://schemas.openxmlformats.org/drawingml/2006/main">
+                  <a:graphicData uri="http://schemas.openxmlformats.org/drawingml/2006/picture">
+                    <pic:pic xmlns:pic="http://schemas.openxmlformats.org/drawingml/2006/picture">
+                      <pic:nvPicPr>
+                        <pic:cNvPr id="262216460" name=""/>
+                        <pic:cNvPicPr>
+                          <a:picLocks noChangeAspect="1"/>
+                        </pic:cNvPicPr>
+                        <pic:nvPr/>
+                      </pic:nvPicPr>
+                      <pic:blipFill>
+                        <a:blip r:embed="rId19"/>
+                        <a:stretch/>
+                      </pic:blipFill>
+                      <pic:spPr bwMode="auto">
+                        <a:xfrm>
+                          <a:off x="0" y="0"/>
+                          <a:ext cx="5943599" cy="4721109"/>
+                        </a:xfrm>
+                        <a:prstGeom prst="rect">
+                          <a:avLst/>
+                        </a:prstGeom>
+                      </pic:spPr>
+                    </pic:pic>
+                  </a:graphicData>
+                </a:graphic>
+              </wp:inline>
+            </w:drawing>
+          </mc:Choice>
+          <mc:Fallback>
+            <w:pict>
+              <v:shapetype id="_x0000_t75" coordsize="21600,21600" o:spt="75" o:preferrelative="t" path="m@4@5l@4@11@9@11@9@5xe" filled="f" stroked="f">
+                <v:stroke joinstyle="miter"/>
+                <v:formulas>
+                  <v:f eqn="if lineDrawn pixelLineWidth 0"/>
+                  <v:f eqn="sum @0 1 0"/>
+                  <v:f eqn="sum 0 0 @1"/>
+                  <v:f eqn="prod @2 1 2"/>
+                  <v:f eqn="prod @3 21600 pixelWidth"/>
+                  <v:f eqn="prod @3 21600 pixelHeight"/>
+                  <v:f eqn="sum @0 0 1"/>
+                  <v:f eqn="prod @6 1 2"/>
+                  <v:f eqn="prod @7 21600 pixelWidth"/>
+                  <v:f eqn="sum @8 21600 0"/>
+                  <v:f eqn="prod @7 21600 pixelHeight"/>
+                  <v:f eqn="sum @10 21600 0"/>
+                </v:formulas>
+                <v:path o:extrusionok="f" gradientshapeok="t" o:connecttype="rect"/>
+                <o:lock v:ext="edit" aspectratio="t"/>
+              </v:shapetype>
+              <v:shape id="_x0000_i11" o:spid="_x0000_s11" type="#_x0000_t75" style="width:468.00pt;height:371.74pt;mso-wrap-distance-left:0.00pt;mso-wrap-distance-top:0.00pt;mso-wrap-distance-right:0.00pt;mso-wrap-distance-bottom:0.00pt;z-index:1;" stroked="false">
+                <v:imagedata r:id="rId19" o:title=""/>
+                <o:lock v:ext="edit" rotation="t"/>
+              </v:shape>
+            </w:pict>
+          </mc:Fallback>
+        </mc:AlternateContent>
+      </w:r>
+      <w:r>
+        <w:rPr>
+          <w:sz w:val="28"/>
+          <w:szCs w:val="28"/>
+          <w:highlight w:val="none"/>
+        </w:rPr>
+      </w:r>
+      <w:r>
+        <w:rPr>
+          <w:sz w:val="28"/>
+          <w:szCs w:val="28"/>
+          <w:highlight w:val="none"/>
+        </w:rPr>
+      </w:r>
+    </w:p>
+    <w:p>
+      <w:pPr>
+        <w:pStyle w:val="663"/>
+        <w:pBdr/>
+        <w:spacing/>
+        <w:ind/>
+        <w:jc w:val="left"/>
+        <w:rPr>
+          <w:sz w:val="28"/>
+          <w:szCs w:val="28"/>
+          <w:highlight w:val="none"/>
+        </w:rPr>
+      </w:pPr>
+      <w:r>
+        <w:rPr>
+          <w:sz w:val="28"/>
+          <w:szCs w:val="28"/>
+          <w:highlight w:val="none"/>
+        </w:rPr>
+      </w:r>
+      <w:r>
+        <mc:AlternateContent>
+          <mc:Choice Requires="wpg">
+            <w:drawing>
+              <wp:inline xmlns:wp="http://schemas.openxmlformats.org/drawingml/2006/wordprocessingDrawing" distT="0" distB="0" distL="0" distR="0">
+                <wp:extent cx="5943600" cy="3048196"/>
+                <wp:effectExtent l="0" t="0" r="0" b="0"/>
+                <wp:docPr id="13" name=""/>
+                <wp:cNvGraphicFramePr>
+                  <a:graphicFrameLocks xmlns:a="http://schemas.openxmlformats.org/drawingml/2006/main" noChangeAspect="1"/>
+                </wp:cNvGraphicFramePr>
+                <a:graphic xmlns:a="http://schemas.openxmlformats.org/drawingml/2006/main">
+                  <a:graphicData uri="http://schemas.openxmlformats.org/drawingml/2006/picture">
+                    <pic:pic xmlns:pic="http://schemas.openxmlformats.org/drawingml/2006/picture">
+                      <pic:nvPicPr>
+                        <pic:cNvPr id="1453395684" name=""/>
+                        <pic:cNvPicPr>
+                          <a:picLocks noChangeAspect="1"/>
+                        </pic:cNvPicPr>
+                        <pic:nvPr/>
+                      </pic:nvPicPr>
+                      <pic:blipFill>
+                        <a:blip r:embed="rId20"/>
+                        <a:stretch/>
+                      </pic:blipFill>
+                      <pic:spPr bwMode="auto">
+                        <a:xfrm>
+                          <a:off x="0" y="0"/>
+                          <a:ext cx="5943599" cy="3048195"/>
+                        </a:xfrm>
+                        <a:prstGeom prst="rect">
+                          <a:avLst/>
+                        </a:prstGeom>
+                      </pic:spPr>
+                    </pic:pic>
+                  </a:graphicData>
+                </a:graphic>
+              </wp:inline>
+            </w:drawing>
+          </mc:Choice>
+          <mc:Fallback>
+            <w:pict>
+              <v:shapetype id="_x0000_t75" coordsize="21600,21600" o:spt="75" o:preferrelative="t" path="m@4@5l@4@11@9@11@9@5xe" filled="f" stroked="f">
+                <v:stroke joinstyle="miter"/>
+                <v:formulas>
+                  <v:f eqn="if lineDrawn pixelLineWidth 0"/>
+                  <v:f eqn="sum @0 1 0"/>
+                  <v:f eqn="sum 0 0 @1"/>
+                  <v:f eqn="prod @2 1 2"/>
+                  <v:f eqn="prod @3 21600 pixelWidth"/>
+                  <v:f eqn="prod @3 21600 pixelHeight"/>
+                  <v:f eqn="sum @0 0 1"/>
+                  <v:f eqn="prod @6 1 2"/>
+                  <v:f eqn="prod @7 21600 pixelWidth"/>
+                  <v:f eqn="sum @8 21600 0"/>
+                  <v:f eqn="prod @7 21600 pixelHeight"/>
+                  <v:f eqn="sum @10 21600 0"/>
+                </v:formulas>
+                <v:path o:extrusionok="f" gradientshapeok="t" o:connecttype="rect"/>
+                <o:lock v:ext="edit" aspectratio="t"/>
+              </v:shapetype>
+              <v:shape id="_x0000_i12" o:spid="_x0000_s12" type="#_x0000_t75" style="width:468.00pt;height:240.02pt;mso-wrap-distance-left:0.00pt;mso-wrap-distance-top:0.00pt;mso-wrap-distance-right:0.00pt;mso-wrap-distance-bottom:0.00pt;z-index:1;" stroked="false">
+                <v:imagedata r:id="rId20" o:title=""/>
+                <o:lock v:ext="edit" rotation="t"/>
+              </v:shape>
+            </w:pict>
+          </mc:Fallback>
+        </mc:AlternateContent>
+      </w:r>
+      <w:r>
+        <w:rPr>
+          <w:sz w:val="28"/>
+          <w:szCs w:val="28"/>
+          <w:highlight w:val="none"/>
+        </w:rPr>
+      </w:r>
+      <w:r>
+        <w:rPr>
+          <w:sz w:val="28"/>
+          <w:szCs w:val="28"/>
+          <w:highlight w:val="none"/>
+        </w:rPr>
+      </w:r>
+    </w:p>
+    <w:p>
+      <w:pPr>
+        <w:pStyle w:val="663"/>
+        <w:pBdr/>
+        <w:spacing/>
+        <w:ind/>
+        <w:jc w:val="left"/>
+        <w:rPr>
+          <w:sz w:val="28"/>
+          <w:szCs w:val="28"/>
+          <w:highlight w:val="none"/>
+        </w:rPr>
+      </w:pPr>
+      <w:r>
+        <w:rPr>
+          <w:sz w:val="28"/>
+          <w:szCs w:val="28"/>
+          <w:highlight w:val="none"/>
+        </w:rPr>
+      </w:r>
+      <w:r>
+        <mc:AlternateContent>
+          <mc:Choice Requires="wpg">
+            <w:drawing>
+              <wp:inline xmlns:wp="http://schemas.openxmlformats.org/drawingml/2006/wordprocessingDrawing" distT="0" distB="0" distL="0" distR="0">
+                <wp:extent cx="5943600" cy="4999434"/>
+                <wp:effectExtent l="0" t="0" r="0" b="0"/>
+                <wp:docPr id="14" name=""/>
+                <wp:cNvGraphicFramePr>
+                  <a:graphicFrameLocks xmlns:a="http://schemas.openxmlformats.org/drawingml/2006/main" noChangeAspect="1"/>
+                </wp:cNvGraphicFramePr>
+                <a:graphic xmlns:a="http://schemas.openxmlformats.org/drawingml/2006/main">
+                  <a:graphicData uri="http://schemas.openxmlformats.org/drawingml/2006/picture">
+                    <pic:pic xmlns:pic="http://schemas.openxmlformats.org/drawingml/2006/picture">
+                      <pic:nvPicPr>
+                        <pic:cNvPr id="959511103" name=""/>
+                        <pic:cNvPicPr>
+                          <a:picLocks noChangeAspect="1"/>
+                        </pic:cNvPicPr>
+                        <pic:nvPr/>
+                      </pic:nvPicPr>
+                      <pic:blipFill>
+                        <a:blip r:embed="rId21"/>
+                        <a:stretch/>
+                      </pic:blipFill>
+                      <pic:spPr bwMode="auto">
+                        <a:xfrm>
+                          <a:off x="0" y="0"/>
+                          <a:ext cx="5943599" cy="4999434"/>
+                        </a:xfrm>
+                        <a:prstGeom prst="rect">
+                          <a:avLst/>
+                        </a:prstGeom>
+                      </pic:spPr>
+                    </pic:pic>
+                  </a:graphicData>
+                </a:graphic>
+              </wp:inline>
+            </w:drawing>
+          </mc:Choice>
+          <mc:Fallback>
+            <w:pict>
+              <v:shapetype id="_x0000_t75" coordsize="21600,21600" o:spt="75" o:preferrelative="t" path="m@4@5l@4@11@9@11@9@5xe" filled="f" stroked="f">
+                <v:stroke joinstyle="miter"/>
+                <v:formulas>
+                  <v:f eqn="if lineDrawn pixelLineWidth 0"/>
+                  <v:f eqn="sum @0 1 0"/>
+                  <v:f eqn="sum 0 0 @1"/>
+                  <v:f eqn="prod @2 1 2"/>
+                  <v:f eqn="prod @3 21600 pixelWidth"/>
+                  <v:f eqn="prod @3 21600 pixelHeight"/>
+                  <v:f eqn="sum @0 0 1"/>
+                  <v:f eqn="prod @6 1 2"/>
+                  <v:f eqn="prod @7 21600 pixelWidth"/>
+                  <v:f eqn="sum @8 21600 0"/>
+                  <v:f eqn="prod @7 21600 pixelHeight"/>
+                  <v:f eqn="sum @10 21600 0"/>
+                </v:formulas>
+                <v:path o:extrusionok="f" gradientshapeok="t" o:connecttype="rect"/>
+                <o:lock v:ext="edit" aspectratio="t"/>
+              </v:shapetype>
+              <v:shape id="_x0000_i13" o:spid="_x0000_s13" type="#_x0000_t75" style="width:468.00pt;height:393.66pt;mso-wrap-distance-left:0.00pt;mso-wrap-distance-top:0.00pt;mso-wrap-distance-right:0.00pt;mso-wrap-distance-bottom:0.00pt;z-index:1;" stroked="false">
+                <v:imagedata r:id="rId21" o:title=""/>
+                <o:lock v:ext="edit" rotation="t"/>
+              </v:shape>
+            </w:pict>
+          </mc:Fallback>
+        </mc:AlternateContent>
+      </w:r>
+      <w:r>
+        <w:rPr>
+          <w:sz w:val="28"/>
+          <w:szCs w:val="28"/>
+          <w:highlight w:val="none"/>
+        </w:rPr>
+      </w:r>
+      <w:r>
+        <w:rPr>
+          <w:sz w:val="28"/>
+          <w:szCs w:val="28"/>
+          <w:highlight w:val="none"/>
+        </w:rPr>
+      </w:r>
+    </w:p>
+    <w:p>
+      <w:pPr>
+        <w:pStyle w:val="663"/>
+        <w:pBdr/>
+        <w:spacing/>
+        <w:ind/>
+        <w:jc w:val="left"/>
+        <w:rPr>
+          <w:sz w:val="28"/>
+          <w:szCs w:val="28"/>
+          <w:highlight w:val="none"/>
+        </w:rPr>
+      </w:pPr>
+      <w:r>
+        <w:rPr>
+          <w:sz w:val="28"/>
+          <w:szCs w:val="28"/>
+          <w:highlight w:val="none"/>
+        </w:rPr>
+      </w:r>
+      <w:r>
+        <mc:AlternateContent>
+          <mc:Choice Requires="wpg">
+            <w:drawing>
+              <wp:inline xmlns:wp="http://schemas.openxmlformats.org/drawingml/2006/wordprocessingDrawing" distT="0" distB="0" distL="0" distR="0">
+                <wp:extent cx="5943600" cy="1415810"/>
+                <wp:effectExtent l="0" t="0" r="0" b="0"/>
+                <wp:docPr id="15" name=""/>
+                <wp:cNvGraphicFramePr>
+                  <a:graphicFrameLocks xmlns:a="http://schemas.openxmlformats.org/drawingml/2006/main" noChangeAspect="1"/>
+                </wp:cNvGraphicFramePr>
+                <a:graphic xmlns:a="http://schemas.openxmlformats.org/drawingml/2006/main">
+                  <a:graphicData uri="http://schemas.openxmlformats.org/drawingml/2006/picture">
+                    <pic:pic xmlns:pic="http://schemas.openxmlformats.org/drawingml/2006/picture">
+                      <pic:nvPicPr>
+                        <pic:cNvPr id="2038472215" name=""/>
+                        <pic:cNvPicPr>
+                          <a:picLocks noChangeAspect="1"/>
+                        </pic:cNvPicPr>
+                        <pic:nvPr/>
+                      </pic:nvPicPr>
+                      <pic:blipFill>
+                        <a:blip r:embed="rId22"/>
+                        <a:stretch/>
+                      </pic:blipFill>
+                      <pic:spPr bwMode="auto">
+                        <a:xfrm>
+                          <a:off x="0" y="0"/>
+                          <a:ext cx="5943599" cy="1415810"/>
+                        </a:xfrm>
+                        <a:prstGeom prst="rect">
+                          <a:avLst/>
+                        </a:prstGeom>
+                      </pic:spPr>
+                    </pic:pic>
+                  </a:graphicData>
+                </a:graphic>
+              </wp:inline>
+            </w:drawing>
+          </mc:Choice>
+          <mc:Fallback>
+            <w:pict>
+              <v:shapetype id="_x0000_t75" coordsize="21600,21600" o:spt="75" o:preferrelative="t" path="m@4@5l@4@11@9@11@9@5xe" filled="f" stroked="f">
+                <v:stroke joinstyle="miter"/>
+                <v:formulas>
+                  <v:f eqn="if lineDrawn pixelLineWidth 0"/>
+                  <v:f eqn="sum @0 1 0"/>
+                  <v:f eqn="sum 0 0 @1"/>
+                  <v:f eqn="prod @2 1 2"/>
+                  <v:f eqn="prod @3 21600 pixelWidth"/>
+                  <v:f eqn="prod @3 21600 pixelHeight"/>
+                  <v:f eqn="sum @0 0 1"/>
+                  <v:f eqn="prod @6 1 2"/>
+                  <v:f eqn="prod @7 21600 pixelWidth"/>
+                  <v:f eqn="sum @8 21600 0"/>
+                  <v:f eqn="prod @7 21600 pixelHeight"/>
+                  <v:f eqn="sum @10 21600 0"/>
+                </v:formulas>
+                <v:path o:extrusionok="f" gradientshapeok="t" o:connecttype="rect"/>
+                <o:lock v:ext="edit" aspectratio="t"/>
+              </v:shapetype>
+              <v:shape id="_x0000_i14" o:spid="_x0000_s14" type="#_x0000_t75" style="width:468.00pt;height:111.48pt;mso-wrap-distance-left:0.00pt;mso-wrap-distance-top:0.00pt;mso-wrap-distance-right:0.00pt;mso-wrap-distance-bottom:0.00pt;z-index:1;" stroked="false">
+                <v:imagedata r:id="rId22" o:title=""/>
+                <o:lock v:ext="edit" rotation="t"/>
+              </v:shape>
+            </w:pict>
+          </mc:Fallback>
+        </mc:AlternateContent>
+      </w:r>
+      <w:r>
+        <w:rPr>
+          <w:sz w:val="28"/>
+          <w:szCs w:val="28"/>
+          <w:highlight w:val="none"/>
+        </w:rPr>
+      </w:r>
+      <w:r>
+        <w:rPr>
+          <w:sz w:val="28"/>
+          <w:szCs w:val="28"/>
+          <w:highlight w:val="none"/>
+        </w:rPr>
+      </w:r>
+    </w:p>
+    <w:p>
+      <w:pPr>
+        <w:pStyle w:val="663"/>
+        <w:pBdr/>
+        <w:spacing/>
+        <w:ind/>
+        <w:jc w:val="left"/>
+        <w:rPr>
+          <w:sz w:val="28"/>
+          <w:szCs w:val="28"/>
+          <w:highlight w:val="none"/>
+        </w:rPr>
+      </w:pPr>
+      <w:r>
+        <w:rPr>
+          <w:sz w:val="28"/>
+          <w:szCs w:val="28"/>
+          <w:highlight w:val="none"/>
+        </w:rPr>
+      </w:r>
+      <w:r>
+        <w:rPr>
+          <w:sz w:val="28"/>
+          <w:szCs w:val="28"/>
+          <w:highlight w:val="none"/>
+        </w:rPr>
+      </w:r>
+    </w:p>
+    <w:p>
+      <w:pPr>
+        <w:pStyle w:val="663"/>
+        <w:pBdr/>
+        <w:spacing/>
+        <w:ind/>
+        <w:jc w:val="left"/>
+        <w:rPr>
+          <w:sz w:val="28"/>
+          <w:szCs w:val="28"/>
+          <w:highlight w:val="none"/>
+        </w:rPr>
+      </w:pPr>
+      <w:r>
+        <w:rPr>
+          <w:sz w:val="28"/>
+          <w:szCs w:val="28"/>
+          <w:highlight w:val="none"/>
+        </w:rPr>
+      </w:r>
+      <w:r>
+        <w:rPr>
+          <w:sz w:val="28"/>
+          <w:szCs w:val="28"/>
+          <w:highlight w:val="none"/>
+        </w:rPr>
+      </w:r>
+    </w:p>
+    <w:p>
+      <w:pPr>
+        <w:pStyle w:val="663"/>
+        <w:pBdr/>
+        <w:spacing/>
+        <w:ind/>
+        <w:jc w:val="left"/>
+        <w:rPr>
+          <w:b/>
+          <w:bCs/>
+          <w:sz w:val="28"/>
+          <w:szCs w:val="28"/>
+          <w:highlight w:val="none"/>
+        </w:rPr>
+      </w:pPr>
+      <w:r>
+        <w:rPr>
+          <w:b/>
+          <w:bCs/>
+          <w:sz w:val="28"/>
+          <w:szCs w:val="28"/>
+          <w:highlight w:val="none"/>
+        </w:rPr>
+        <w:t xml:space="preserve">BERT </w:t>
+      </w:r>
+      <w:r>
+        <w:rPr>
+          <w:b/>
+          <w:bCs/>
+          <w:highlight w:val="none"/>
+        </w:rPr>
+      </w:r>
+    </w:p>
+    <w:p>
+      <w:pPr>
+        <w:pStyle w:val="663"/>
+        <w:pBdr/>
+        <w:spacing/>
+        <w:ind/>
+        <w:jc w:val="left"/>
+        <w:rPr>
+          <w:b/>
+          <w:bCs/>
+          <w:sz w:val="28"/>
+          <w:szCs w:val="28"/>
+          <w:highlight w:val="none"/>
+        </w:rPr>
+      </w:pPr>
+      <w:r>
+        <w:rPr>
+          <w:b/>
+          <w:bCs/>
+          <w:sz w:val="28"/>
+          <w:szCs w:val="28"/>
+          <w:highlight w:val="none"/>
+        </w:rPr>
+      </w:r>
+      <w:r>
+        <mc:AlternateContent>
+          <mc:Choice Requires="wpg">
+            <w:drawing>
+              <wp:inline xmlns:wp="http://schemas.openxmlformats.org/drawingml/2006/wordprocessingDrawing" distT="0" distB="0" distL="0" distR="0">
+                <wp:extent cx="5943600" cy="1677154"/>
+                <wp:effectExtent l="0" t="0" r="0" b="0"/>
+                <wp:docPr id="16" name=""/>
+                <wp:cNvGraphicFramePr>
+                  <a:graphicFrameLocks xmlns:a="http://schemas.openxmlformats.org/drawingml/2006/main" noChangeAspect="1"/>
+                </wp:cNvGraphicFramePr>
+                <a:graphic xmlns:a="http://schemas.openxmlformats.org/drawingml/2006/main">
+                  <a:graphicData uri="http://schemas.openxmlformats.org/drawingml/2006/picture">
+                    <pic:pic xmlns:pic="http://schemas.openxmlformats.org/drawingml/2006/picture">
+                      <pic:nvPicPr>
+                        <pic:cNvPr id="743833758" name=""/>
+                        <pic:cNvPicPr>
+                          <a:picLocks noChangeAspect="1"/>
+                        </pic:cNvPicPr>
+                        <pic:nvPr/>
+                      </pic:nvPicPr>
+                      <pic:blipFill>
+                        <a:blip r:embed="rId23"/>
+                        <a:stretch/>
+                      </pic:blipFill>
+                      <pic:spPr bwMode="auto">
+                        <a:xfrm>
+                          <a:off x="0" y="0"/>
+                          <a:ext cx="5943599" cy="1677154"/>
+                        </a:xfrm>
+                        <a:prstGeom prst="rect">
+                          <a:avLst/>
+                        </a:prstGeom>
+                      </pic:spPr>
+                    </pic:pic>
+                  </a:graphicData>
+                </a:graphic>
+              </wp:inline>
+            </w:drawing>
+          </mc:Choice>
+          <mc:Fallback>
+            <w:pict>
+              <v:shapetype id="_x0000_t75" coordsize="21600,21600" o:spt="75" o:preferrelative="t" path="m@4@5l@4@11@9@11@9@5xe" filled="f" stroked="f">
+                <v:stroke joinstyle="miter"/>
+                <v:formulas>
+                  <v:f eqn="if lineDrawn pixelLineWidth 0"/>
+                  <v:f eqn="sum @0 1 0"/>
+                  <v:f eqn="sum 0 0 @1"/>
+                  <v:f eqn="prod @2 1 2"/>
+                  <v:f eqn="prod @3 21600 pixelWidth"/>
+                  <v:f eqn="prod @3 21600 pixelHeight"/>
+                  <v:f eqn="sum @0 0 1"/>
+                  <v:f eqn="prod @6 1 2"/>
+                  <v:f eqn="prod @7 21600 pixelWidth"/>
+                  <v:f eqn="sum @8 21600 0"/>
+                  <v:f eqn="prod @7 21600 pixelHeight"/>
+                  <v:f eqn="sum @10 21600 0"/>
+                </v:formulas>
+                <v:path o:extrusionok="f" gradientshapeok="t" o:connecttype="rect"/>
+                <o:lock v:ext="edit" aspectratio="t"/>
+              </v:shapetype>
+              <v:shape id="_x0000_i15" o:spid="_x0000_s15" type="#_x0000_t75" style="width:468.00pt;height:132.06pt;mso-wrap-distance-left:0.00pt;mso-wrap-distance-top:0.00pt;mso-wrap-distance-right:0.00pt;mso-wrap-distance-bottom:0.00pt;z-index:1;" stroked="false">
+                <v:imagedata r:id="rId23" o:title=""/>
+                <o:lock v:ext="edit" rotation="t"/>
+              </v:shape>
+            </w:pict>
+          </mc:Fallback>
+        </mc:AlternateContent>
+      </w:r>
+      <w:r>
+        <w:rPr>
+          <w:b/>
+          <w:bCs/>
+          <w:sz w:val="28"/>
+          <w:szCs w:val="28"/>
+          <w:highlight w:val="none"/>
+        </w:rPr>
+      </w:r>
+      <w:r>
+        <w:rPr>
+          <w:b/>
+          <w:bCs/>
+          <w:sz w:val="28"/>
+          <w:szCs w:val="28"/>
+          <w:highlight w:val="none"/>
+        </w:rPr>
+      </w:r>
+    </w:p>
+    <w:p>
+      <w:pPr>
+        <w:pStyle w:val="663"/>
+        <w:pBdr/>
+        <w:spacing/>
+        <w:ind/>
+        <w:jc w:val="left"/>
+        <w:rPr>
+          <w:b/>
+          <w:bCs/>
+          <w:sz w:val="28"/>
+          <w:szCs w:val="28"/>
+          <w:highlight w:val="none"/>
+        </w:rPr>
+      </w:pPr>
+      <w:r>
+        <w:rPr>
+          <w:b/>
+          <w:bCs/>
+          <w:sz w:val="28"/>
+          <w:szCs w:val="28"/>
+          <w:highlight w:val="none"/>
+        </w:rPr>
+      </w:r>
+      <w:r/>
+      <w:r>
+        <w:rPr>
+          <w:b/>
+          <w:bCs/>
+          <w:sz w:val="28"/>
+          <w:szCs w:val="28"/>
+          <w:highlight w:val="none"/>
+        </w:rPr>
+      </w:r>
+      <w:r>
+        <mc:AlternateContent>
+          <mc:Choice Requires="wpg">
+            <w:drawing>
+              <wp:inline xmlns:wp="http://schemas.openxmlformats.org/drawingml/2006/wordprocessingDrawing" distT="0" distB="0" distL="0" distR="0">
+                <wp:extent cx="5943600" cy="3646074"/>
+                <wp:effectExtent l="0" t="0" r="0" b="0"/>
+                <wp:docPr id="17" name=""/>
+                <wp:cNvGraphicFramePr>
+                  <a:graphicFrameLocks xmlns:a="http://schemas.openxmlformats.org/drawingml/2006/main" noChangeAspect="1"/>
+                </wp:cNvGraphicFramePr>
+                <a:graphic xmlns:a="http://schemas.openxmlformats.org/drawingml/2006/main">
+                  <a:graphicData uri="http://schemas.openxmlformats.org/drawingml/2006/picture">
+                    <pic:pic xmlns:pic="http://schemas.openxmlformats.org/drawingml/2006/picture">
+                      <pic:nvPicPr>
+                        <pic:cNvPr id="1670920339" name=""/>
+                        <pic:cNvPicPr>
+                          <a:picLocks noChangeAspect="1"/>
+                        </pic:cNvPicPr>
+                        <pic:nvPr/>
+                      </pic:nvPicPr>
+                      <pic:blipFill>
+                        <a:blip r:embed="rId24"/>
+                        <a:stretch/>
+                      </pic:blipFill>
+                      <pic:spPr bwMode="auto">
+                        <a:xfrm>
+                          <a:off x="0" y="0"/>
+                          <a:ext cx="5943599" cy="3646073"/>
+                        </a:xfrm>
+                        <a:prstGeom prst="rect">
+                          <a:avLst/>
+                        </a:prstGeom>
+                      </pic:spPr>
+                    </pic:pic>
+                  </a:graphicData>
+                </a:graphic>
+              </wp:inline>
+            </w:drawing>
+          </mc:Choice>
+          <mc:Fallback>
+            <w:pict>
+              <v:shapetype id="_x0000_t75" coordsize="21600,21600" o:spt="75" o:preferrelative="t" path="m@4@5l@4@11@9@11@9@5xe" filled="f" stroked="f">
+                <v:stroke joinstyle="miter"/>
+                <v:formulas>
+                  <v:f eqn="if lineDrawn pixelLineWidth 0"/>
+                  <v:f eqn="sum @0 1 0"/>
+                  <v:f eqn="sum 0 0 @1"/>
+                  <v:f eqn="prod @2 1 2"/>
+                  <v:f eqn="prod @3 21600 pixelWidth"/>
+                  <v:f eqn="prod @3 21600 pixelHeight"/>
+                  <v:f eqn="sum @0 0 1"/>
+                  <v:f eqn="prod @6 1 2"/>
+                  <v:f eqn="prod @7 21600 pixelWidth"/>
+                  <v:f eqn="sum @8 21600 0"/>
+                  <v:f eqn="prod @7 21600 pixelHeight"/>
+                  <v:f eqn="sum @10 21600 0"/>
+                </v:formulas>
+                <v:path o:extrusionok="f" gradientshapeok="t" o:connecttype="rect"/>
+                <o:lock v:ext="edit" aspectratio="t"/>
+              </v:shapetype>
+              <v:shape id="_x0000_i16" o:spid="_x0000_s16" type="#_x0000_t75" style="width:468.00pt;height:287.09pt;mso-wrap-distance-left:0.00pt;mso-wrap-distance-top:0.00pt;mso-wrap-distance-right:0.00pt;mso-wrap-distance-bottom:0.00pt;z-index:1;" stroked="false">
+                <v:imagedata r:id="rId24" o:title=""/>
+                <o:lock v:ext="edit" rotation="t"/>
+              </v:shape>
+            </w:pict>
+          </mc:Fallback>
+        </mc:AlternateContent>
+      </w:r>
+      <w:r>
+        <w:rPr>
+          <w:b/>
+          <w:bCs/>
+          <w:sz w:val="28"/>
+          <w:szCs w:val="28"/>
+          <w:highlight w:val="none"/>
+        </w:rPr>
+      </w:r>
+      <w:r>
+        <w:rPr>
+          <w:b/>
+          <w:bCs/>
+          <w:sz w:val="28"/>
+          <w:szCs w:val="28"/>
+          <w:highlight w:val="none"/>
+        </w:rPr>
+      </w:r>
+    </w:p>
+    <w:p>
+      <w:pPr>
+        <w:pStyle w:val="663"/>
+        <w:pBdr/>
+        <w:spacing/>
+        <w:ind/>
+        <w:jc w:val="left"/>
+        <w:rPr>
+          <w:b/>
+          <w:bCs/>
+          <w:sz w:val="28"/>
+          <w:szCs w:val="28"/>
+          <w:highlight w:val="none"/>
+        </w:rPr>
+      </w:pPr>
+      <w:r>
+        <w:rPr>
+          <w:b/>
+          <w:bCs/>
+          <w:sz w:val="28"/>
+          <w:szCs w:val="28"/>
+          <w:highlight w:val="none"/>
+        </w:rPr>
+      </w:r>
+      <w:r>
+        <w:rPr>
+          <w:b/>
+          <w:bCs/>
+          <w:sz w:val="28"/>
+          <w:szCs w:val="28"/>
+          <w:highlight w:val="none"/>
+        </w:rPr>
+      </w:r>
+    </w:p>
+    <w:p>
+      <w:pPr>
+        <w:pStyle w:val="663"/>
+        <w:pBdr/>
+        <w:spacing/>
+        <w:ind/>
+        <w:jc w:val="left"/>
+        <w:rPr>
+          <w:b/>
+          <w:bCs/>
+          <w:sz w:val="28"/>
+          <w:szCs w:val="28"/>
+          <w:highlight w:val="none"/>
+        </w:rPr>
+      </w:pPr>
+      <w:r>
+        <w:rPr>
+          <w:b/>
+          <w:bCs/>
+          <w:sz w:val="28"/>
+          <w:szCs w:val="28"/>
+          <w:highlight w:val="none"/>
+        </w:rPr>
+      </w:r>
+      <w:r>
+        <mc:AlternateContent>
+          <mc:Choice Requires="wpg">
+            <w:drawing>
+              <wp:inline xmlns:wp="http://schemas.openxmlformats.org/drawingml/2006/wordprocessingDrawing" distT="0" distB="0" distL="0" distR="0">
+                <wp:extent cx="5943600" cy="4625882"/>
+                <wp:effectExtent l="0" t="0" r="0" b="0"/>
+                <wp:docPr id="18" name=""/>
+                <wp:cNvGraphicFramePr>
+                  <a:graphicFrameLocks xmlns:a="http://schemas.openxmlformats.org/drawingml/2006/main" noChangeAspect="1"/>
+                </wp:cNvGraphicFramePr>
+                <a:graphic xmlns:a="http://schemas.openxmlformats.org/drawingml/2006/main">
+                  <a:graphicData uri="http://schemas.openxmlformats.org/drawingml/2006/picture">
+                    <pic:pic xmlns:pic="http://schemas.openxmlformats.org/drawingml/2006/picture">
+                      <pic:nvPicPr>
+                        <pic:cNvPr id="672964634" name=""/>
+                        <pic:cNvPicPr>
+                          <a:picLocks noChangeAspect="1"/>
+                        </pic:cNvPicPr>
+                        <pic:nvPr/>
+                      </pic:nvPicPr>
+                      <pic:blipFill>
+                        <a:blip r:embed="rId25"/>
+                        <a:stretch/>
+                      </pic:blipFill>
+                      <pic:spPr bwMode="auto">
+                        <a:xfrm>
+                          <a:off x="0" y="0"/>
+                          <a:ext cx="5943599" cy="4625882"/>
+                        </a:xfrm>
+                        <a:prstGeom prst="rect">
+                          <a:avLst/>
+                        </a:prstGeom>
+                      </pic:spPr>
+                    </pic:pic>
+                  </a:graphicData>
+                </a:graphic>
+              </wp:inline>
+            </w:drawing>
+          </mc:Choice>
+          <mc:Fallback>
+            <w:pict>
+              <v:shapetype id="_x0000_t75" coordsize="21600,21600" o:spt="75" o:preferrelative="t" path="m@4@5l@4@11@9@11@9@5xe" filled="f" stroked="f">
+                <v:stroke joinstyle="miter"/>
+                <v:formulas>
+                  <v:f eqn="if lineDrawn pixelLineWidth 0"/>
+                  <v:f eqn="sum @0 1 0"/>
+                  <v:f eqn="sum 0 0 @1"/>
+                  <v:f eqn="prod @2 1 2"/>
+                  <v:f eqn="prod @3 21600 pixelWidth"/>
+                  <v:f eqn="prod @3 21600 pixelHeight"/>
+                  <v:f eqn="sum @0 0 1"/>
+                  <v:f eqn="prod @6 1 2"/>
+                  <v:f eqn="prod @7 21600 pixelWidth"/>
+                  <v:f eqn="sum @8 21600 0"/>
+                  <v:f eqn="prod @7 21600 pixelHeight"/>
+                  <v:f eqn="sum @10 21600 0"/>
+                </v:formulas>
+                <v:path o:extrusionok="f" gradientshapeok="t" o:connecttype="rect"/>
+                <o:lock v:ext="edit" aspectratio="t"/>
+              </v:shapetype>
+              <v:shape id="_x0000_i17" o:spid="_x0000_s17" type="#_x0000_t75" style="width:468.00pt;height:364.24pt;mso-wrap-distance-left:0.00pt;mso-wrap-distance-top:0.00pt;mso-wrap-distance-right:0.00pt;mso-wrap-distance-bottom:0.00pt;z-index:1;" stroked="false">
+                <v:imagedata r:id="rId25" o:title=""/>
+                <o:lock v:ext="edit" rotation="t"/>
+              </v:shape>
+            </w:pict>
+          </mc:Fallback>
+        </mc:AlternateContent>
+      </w:r>
+      <w:r>
+        <w:rPr>
+          <w:b/>
+          <w:bCs/>
+          <w:sz w:val="28"/>
+          <w:szCs w:val="28"/>
+          <w:highlight w:val="none"/>
+        </w:rPr>
+      </w:r>
+      <w:r>
+        <w:rPr>
+          <w:b/>
+          <w:bCs/>
+          <w:sz w:val="28"/>
+          <w:szCs w:val="28"/>
+          <w:highlight w:val="none"/>
+        </w:rPr>
+      </w:r>
+    </w:p>
+    <w:p>
+      <w:pPr>
+        <w:pStyle w:val="663"/>
+        <w:pBdr/>
+        <w:spacing/>
+        <w:ind/>
+        <w:jc w:val="left"/>
+        <w:rPr>
+          <w:b/>
+          <w:bCs/>
+          <w:highlight w:val="none"/>
+        </w:rPr>
+      </w:pPr>
+      <w:r>
+        <w:rPr>
+          <w:b/>
+          <w:bCs/>
+          <w:sz w:val="28"/>
+          <w:szCs w:val="28"/>
+          <w:highlight w:val="none"/>
+        </w:rPr>
+      </w:r>
+      <w:r>
+        <w:rPr>
+          <w:b/>
+          <w:bCs/>
+          <w:sz w:val="28"/>
+          <w:szCs w:val="28"/>
+          <w:highlight w:val="none"/>
+        </w:rPr>
+      </w:r>
+    </w:p>
+    <w:p>
+      <w:pPr>
+        <w:pStyle w:val="663"/>
+        <w:pBdr/>
+        <w:spacing/>
+        <w:ind/>
+        <w:jc w:val="left"/>
+        <w:rPr>
+          <w:sz w:val="28"/>
+          <w:szCs w:val="28"/>
+          <w:highlight w:val="none"/>
+        </w:rPr>
+      </w:pPr>
+      <w:r>
+        <w:rPr>
+          <w:sz w:val="28"/>
+          <w:szCs w:val="28"/>
+          <w:highlight w:val="none"/>
+        </w:rPr>
+        <w:t xml:space="preserve">Taks require BERT</w:t>
+      </w:r>
+      <w:r>
+        <w:rPr>
+          <w:sz w:val="28"/>
+          <w:szCs w:val="28"/>
+          <w:highlight w:val="none"/>
+        </w:rPr>
+      </w:r>
+    </w:p>
+    <w:p>
+      <w:pPr>
+        <w:pStyle w:val="663"/>
+        <w:pBdr/>
+        <w:spacing/>
+        <w:ind/>
+        <w:jc w:val="left"/>
+        <w:rPr>
+          <w:sz w:val="28"/>
+          <w:szCs w:val="28"/>
+          <w:highlight w:val="none"/>
+        </w:rPr>
+      </w:pPr>
+      <w:r>
+        <w:rPr>
+          <w:sz w:val="28"/>
+          <w:szCs w:val="28"/>
+          <w:highlight w:val="none"/>
+        </w:rPr>
+      </w:r>
+      <w:r>
+        <mc:AlternateContent>
+          <mc:Choice Requires="wpg">
+            <w:drawing>
+              <wp:inline xmlns:wp="http://schemas.openxmlformats.org/drawingml/2006/wordprocessingDrawing" distT="0" distB="0" distL="0" distR="0">
+                <wp:extent cx="5943600" cy="3339183"/>
+                <wp:effectExtent l="0" t="0" r="0" b="0"/>
+                <wp:docPr id="19" name=""/>
+                <wp:cNvGraphicFramePr>
+                  <a:graphicFrameLocks xmlns:a="http://schemas.openxmlformats.org/drawingml/2006/main" noChangeAspect="1"/>
+                </wp:cNvGraphicFramePr>
+                <a:graphic xmlns:a="http://schemas.openxmlformats.org/drawingml/2006/main">
+                  <a:graphicData uri="http://schemas.openxmlformats.org/drawingml/2006/picture">
+                    <pic:pic xmlns:pic="http://schemas.openxmlformats.org/drawingml/2006/picture">
+                      <pic:nvPicPr>
+                        <pic:cNvPr id="1976586420" name=""/>
+                        <pic:cNvPicPr>
+                          <a:picLocks noChangeAspect="1"/>
+                        </pic:cNvPicPr>
+                        <pic:nvPr/>
+                      </pic:nvPicPr>
+                      <pic:blipFill>
+                        <a:blip r:embed="rId26"/>
+                        <a:stretch/>
+                      </pic:blipFill>
+                      <pic:spPr bwMode="auto">
+                        <a:xfrm>
+                          <a:off x="0" y="0"/>
+                          <a:ext cx="5943599" cy="3339182"/>
+                        </a:xfrm>
+                        <a:prstGeom prst="rect">
+                          <a:avLst/>
+                        </a:prstGeom>
+                      </pic:spPr>
+                    </pic:pic>
+                  </a:graphicData>
+                </a:graphic>
+              </wp:inline>
+            </w:drawing>
+          </mc:Choice>
+          <mc:Fallback>
+            <w:pict>
+              <v:shapetype id="_x0000_t75" coordsize="21600,21600" o:spt="75" o:preferrelative="t" path="m@4@5l@4@11@9@11@9@5xe" filled="f" stroked="f">
+                <v:stroke joinstyle="miter"/>
+                <v:formulas>
+                  <v:f eqn="if lineDrawn pixelLineWidth 0"/>
+                  <v:f eqn="sum @0 1 0"/>
+                  <v:f eqn="sum 0 0 @1"/>
+                  <v:f eqn="prod @2 1 2"/>
+                  <v:f eqn="prod @3 21600 pixelWidth"/>
+                  <v:f eqn="prod @3 21600 pixelHeight"/>
+                  <v:f eqn="sum @0 0 1"/>
+                  <v:f eqn="prod @6 1 2"/>
+                  <v:f eqn="prod @7 21600 pixelWidth"/>
+                  <v:f eqn="sum @8 21600 0"/>
+                  <v:f eqn="prod @7 21600 pixelHeight"/>
+                  <v:f eqn="sum @10 21600 0"/>
+                </v:formulas>
+                <v:path o:extrusionok="f" gradientshapeok="t" o:connecttype="rect"/>
+                <o:lock v:ext="edit" aspectratio="t"/>
+              </v:shapetype>
+              <v:shape id="_x0000_i18" o:spid="_x0000_s18" type="#_x0000_t75" style="width:468.00pt;height:262.93pt;mso-wrap-distance-left:0.00pt;mso-wrap-distance-top:0.00pt;mso-wrap-distance-right:0.00pt;mso-wrap-distance-bottom:0.00pt;z-index:1;" stroked="false">
+                <v:imagedata r:id="rId26" o:title=""/>
+                <o:lock v:ext="edit" rotation="t"/>
+              </v:shape>
+            </w:pict>
+          </mc:Fallback>
+        </mc:AlternateContent>
+      </w:r>
+      <w:r>
+        <w:rPr>
+          <w:sz w:val="28"/>
+          <w:szCs w:val="28"/>
+          <w:highlight w:val="none"/>
+        </w:rPr>
+      </w:r>
+      <w:r>
+        <w:rPr>
+          <w:sz w:val="28"/>
+          <w:szCs w:val="28"/>
+          <w:highlight w:val="none"/>
+        </w:rPr>
+      </w:r>
+    </w:p>
+    <w:p>
+      <w:pPr>
+        <w:pStyle w:val="663"/>
+        <w:pBdr/>
+        <w:spacing/>
+        <w:ind/>
+        <w:jc w:val="left"/>
+        <w:rPr>
+          <w:sz w:val="28"/>
+          <w:szCs w:val="28"/>
+          <w:highlight w:val="none"/>
+        </w:rPr>
+      </w:pPr>
+      <w:r>
+        <w:rPr>
+          <w:sz w:val="28"/>
+          <w:szCs w:val="28"/>
+          <w:highlight w:val="none"/>
+        </w:rPr>
+      </w:r>
+      <w:r>
+        <mc:AlternateContent>
+          <mc:Choice Requires="wpg">
+            <w:drawing>
+              <wp:inline xmlns:wp="http://schemas.openxmlformats.org/drawingml/2006/wordprocessingDrawing" distT="0" distB="0" distL="0" distR="0">
+                <wp:extent cx="5943600" cy="3401373"/>
+                <wp:effectExtent l="0" t="0" r="0" b="0"/>
+                <wp:docPr id="20" name=""/>
+                <wp:cNvGraphicFramePr>
+                  <a:graphicFrameLocks xmlns:a="http://schemas.openxmlformats.org/drawingml/2006/main" noChangeAspect="1"/>
+                </wp:cNvGraphicFramePr>
+                <a:graphic xmlns:a="http://schemas.openxmlformats.org/drawingml/2006/main">
+                  <a:graphicData uri="http://schemas.openxmlformats.org/drawingml/2006/picture">
+                    <pic:pic xmlns:pic="http://schemas.openxmlformats.org/drawingml/2006/picture">
+                      <pic:nvPicPr>
+                        <pic:cNvPr id="1541669992" name=""/>
+                        <pic:cNvPicPr>
+                          <a:picLocks noChangeAspect="1"/>
+                        </pic:cNvPicPr>
+                        <pic:nvPr/>
+                      </pic:nvPicPr>
+                      <pic:blipFill>
+                        <a:blip r:embed="rId27"/>
+                        <a:stretch/>
+                      </pic:blipFill>
+                      <pic:spPr bwMode="auto">
+                        <a:xfrm>
+                          <a:off x="0" y="0"/>
+                          <a:ext cx="5943599" cy="3401372"/>
+                        </a:xfrm>
+                        <a:prstGeom prst="rect">
+                          <a:avLst/>
+                        </a:prstGeom>
+                      </pic:spPr>
+                    </pic:pic>
+                  </a:graphicData>
+                </a:graphic>
+              </wp:inline>
+            </w:drawing>
+          </mc:Choice>
+          <mc:Fallback>
+            <w:pict>
+              <v:shapetype id="_x0000_t75" coordsize="21600,21600" o:spt="75" o:preferrelative="t" path="m@4@5l@4@11@9@11@9@5xe" filled="f" stroked="f">
+                <v:stroke joinstyle="miter"/>
+                <v:formulas>
+                  <v:f eqn="if lineDrawn pixelLineWidth 0"/>
+                  <v:f eqn="sum @0 1 0"/>
+                  <v:f eqn="sum 0 0 @1"/>
+                  <v:f eqn="prod @2 1 2"/>
+                  <v:f eqn="prod @3 21600 pixelWidth"/>
+                  <v:f eqn="prod @3 21600 pixelHeight"/>
+                  <v:f eqn="sum @0 0 1"/>
+                  <v:f eqn="prod @6 1 2"/>
+                  <v:f eqn="prod @7 21600 pixelWidth"/>
+                  <v:f eqn="sum @8 21600 0"/>
+                  <v:f eqn="prod @7 21600 pixelHeight"/>
+                  <v:f eqn="sum @10 21600 0"/>
+                </v:formulas>
+                <v:path o:extrusionok="f" gradientshapeok="t" o:connecttype="rect"/>
+                <o:lock v:ext="edit" aspectratio="t"/>
+              </v:shapetype>
+              <v:shape id="_x0000_i19" o:spid="_x0000_s19" type="#_x0000_t75" style="width:468.00pt;height:267.82pt;mso-wrap-distance-left:0.00pt;mso-wrap-distance-top:0.00pt;mso-wrap-distance-right:0.00pt;mso-wrap-distance-bottom:0.00pt;z-index:1;" stroked="false">
+                <v:imagedata r:id="rId27" o:title=""/>
+                <o:lock v:ext="edit" rotation="t"/>
+              </v:shape>
+            </w:pict>
+          </mc:Fallback>
+        </mc:AlternateContent>
+      </w:r>
+      <w:r>
+        <w:rPr>
+          <w:sz w:val="28"/>
+          <w:szCs w:val="28"/>
+          <w:highlight w:val="none"/>
+        </w:rPr>
+      </w:r>
+      <w:r>
+        <w:rPr>
+          <w:sz w:val="28"/>
+          <w:szCs w:val="28"/>
+          <w:highlight w:val="none"/>
+        </w:rPr>
+      </w:r>
+    </w:p>
+    <w:p>
+      <w:pPr>
+        <w:pStyle w:val="663"/>
+        <w:pBdr/>
+        <w:spacing/>
+        <w:ind/>
+        <w:jc w:val="left"/>
+        <w:rPr>
+          <w:sz w:val="28"/>
+          <w:szCs w:val="28"/>
+          <w:highlight w:val="none"/>
+        </w:rPr>
+      </w:pPr>
+      <w:r>
+        <w:rPr>
+          <w:sz w:val="28"/>
+          <w:szCs w:val="28"/>
+          <w:highlight w:val="none"/>
+        </w:rPr>
+      </w:r>
+      <w:r>
+        <mc:AlternateContent>
+          <mc:Choice Requires="wpg">
+            <w:drawing>
+              <wp:inline xmlns:wp="http://schemas.openxmlformats.org/drawingml/2006/wordprocessingDrawing" distT="0" distB="0" distL="0" distR="0">
+                <wp:extent cx="5943600" cy="3712118"/>
+                <wp:effectExtent l="0" t="0" r="0" b="0"/>
+                <wp:docPr id="21" name=""/>
+                <wp:cNvGraphicFramePr>
+                  <a:graphicFrameLocks xmlns:a="http://schemas.openxmlformats.org/drawingml/2006/main" noChangeAspect="1"/>
+                </wp:cNvGraphicFramePr>
+                <a:graphic xmlns:a="http://schemas.openxmlformats.org/drawingml/2006/main">
+                  <a:graphicData uri="http://schemas.openxmlformats.org/drawingml/2006/picture">
+                    <pic:pic xmlns:pic="http://schemas.openxmlformats.org/drawingml/2006/picture">
+                      <pic:nvPicPr>
+                        <pic:cNvPr id="1111087989" name=""/>
+                        <pic:cNvPicPr>
+                          <a:picLocks noChangeAspect="1"/>
+                        </pic:cNvPicPr>
+                        <pic:nvPr/>
+                      </pic:nvPicPr>
+                      <pic:blipFill>
+                        <a:blip r:embed="rId28"/>
+                        <a:stretch/>
+                      </pic:blipFill>
+                      <pic:spPr bwMode="auto">
+                        <a:xfrm>
+                          <a:off x="0" y="0"/>
+                          <a:ext cx="5943599" cy="3712118"/>
+                        </a:xfrm>
+                        <a:prstGeom prst="rect">
+                          <a:avLst/>
+                        </a:prstGeom>
+                      </pic:spPr>
+                    </pic:pic>
+                  </a:graphicData>
+                </a:graphic>
+              </wp:inline>
+            </w:drawing>
+          </mc:Choice>
+          <mc:Fallback>
+            <w:pict>
+              <v:shapetype id="_x0000_t75" coordsize="21600,21600" o:spt="75" o:preferrelative="t" path="m@4@5l@4@11@9@11@9@5xe" filled="f" stroked="f">
+                <v:stroke joinstyle="miter"/>
+                <v:formulas>
+                  <v:f eqn="if lineDrawn pixelLineWidth 0"/>
+                  <v:f eqn="sum @0 1 0"/>
+                  <v:f eqn="sum 0 0 @1"/>
+                  <v:f eqn="prod @2 1 2"/>
+                  <v:f eqn="prod @3 21600 pixelWidth"/>
+                  <v:f eqn="prod @3 21600 pixelHeight"/>
+                  <v:f eqn="sum @0 0 1"/>
+                  <v:f eqn="prod @6 1 2"/>
+                  <v:f eqn="prod @7 21600 pixelWidth"/>
+                  <v:f eqn="sum @8 21600 0"/>
+                  <v:f eqn="prod @7 21600 pixelHeight"/>
+                  <v:f eqn="sum @10 21600 0"/>
+                </v:formulas>
+                <v:path o:extrusionok="f" gradientshapeok="t" o:connecttype="rect"/>
+                <o:lock v:ext="edit" aspectratio="t"/>
+              </v:shapetype>
+              <v:shape id="_x0000_i20" o:spid="_x0000_s20" type="#_x0000_t75" style="width:468.00pt;height:292.29pt;mso-wrap-distance-left:0.00pt;mso-wrap-distance-top:0.00pt;mso-wrap-distance-right:0.00pt;mso-wrap-distance-bottom:0.00pt;z-index:1;" stroked="false">
+                <v:imagedata r:id="rId28" o:title=""/>
+                <o:lock v:ext="edit" rotation="t"/>
+              </v:shape>
+            </w:pict>
+          </mc:Fallback>
+        </mc:AlternateContent>
+      </w:r>
+      <w:r>
+        <w:rPr>
+          <w:sz w:val="28"/>
+          <w:szCs w:val="28"/>
+          <w:highlight w:val="none"/>
+        </w:rPr>
+      </w:r>
+      <w:r>
+        <w:rPr>
+          <w:sz w:val="28"/>
+          <w:szCs w:val="28"/>
+          <w:highlight w:val="none"/>
+        </w:rPr>
+      </w:r>
+    </w:p>
+    <w:p>
+      <w:pPr>
+        <w:pStyle w:val="663"/>
+        <w:pBdr/>
+        <w:spacing/>
+        <w:ind/>
+        <w:jc w:val="left"/>
+        <w:rPr>
+          <w:sz w:val="28"/>
+          <w:szCs w:val="28"/>
+          <w:highlight w:val="none"/>
+        </w:rPr>
+      </w:pPr>
+      <w:r>
+        <w:rPr>
+          <w:sz w:val="28"/>
+          <w:szCs w:val="28"/>
+          <w:highlight w:val="none"/>
+        </w:rPr>
+      </w:r>
+      <w:r>
+        <mc:AlternateContent>
+          <mc:Choice Requires="wpg">
+            <w:drawing>
+              <wp:inline xmlns:wp="http://schemas.openxmlformats.org/drawingml/2006/wordprocessingDrawing" distT="0" distB="0" distL="0" distR="0">
+                <wp:extent cx="5943600" cy="1417739"/>
+                <wp:effectExtent l="0" t="0" r="0" b="0"/>
+                <wp:docPr id="22" name=""/>
+                <wp:cNvGraphicFramePr>
+                  <a:graphicFrameLocks xmlns:a="http://schemas.openxmlformats.org/drawingml/2006/main" noChangeAspect="1"/>
+                </wp:cNvGraphicFramePr>
+                <a:graphic xmlns:a="http://schemas.openxmlformats.org/drawingml/2006/main">
+                  <a:graphicData uri="http://schemas.openxmlformats.org/drawingml/2006/picture">
+                    <pic:pic xmlns:pic="http://schemas.openxmlformats.org/drawingml/2006/picture">
+                      <pic:nvPicPr>
+                        <pic:cNvPr id="1950331574" name=""/>
+                        <pic:cNvPicPr>
+                          <a:picLocks noChangeAspect="1"/>
+                        </pic:cNvPicPr>
+                        <pic:nvPr/>
+                      </pic:nvPicPr>
+                      <pic:blipFill>
+                        <a:blip r:embed="rId29"/>
+                        <a:stretch/>
+                      </pic:blipFill>
+                      <pic:spPr bwMode="auto">
+                        <a:xfrm>
+                          <a:off x="0" y="0"/>
+                          <a:ext cx="5943599" cy="1417739"/>
+                        </a:xfrm>
+                        <a:prstGeom prst="rect">
+                          <a:avLst/>
+                        </a:prstGeom>
+                      </pic:spPr>
+                    </pic:pic>
+                  </a:graphicData>
+                </a:graphic>
+              </wp:inline>
+            </w:drawing>
+          </mc:Choice>
+          <mc:Fallback>
+            <w:pict>
+              <v:shapetype id="_x0000_t75" coordsize="21600,21600" o:spt="75" o:preferrelative="t" path="m@4@5l@4@11@9@11@9@5xe" filled="f" stroked="f">
+                <v:stroke joinstyle="miter"/>
+                <v:formulas>
+                  <v:f eqn="if lineDrawn pixelLineWidth 0"/>
+                  <v:f eqn="sum @0 1 0"/>
+                  <v:f eqn="sum 0 0 @1"/>
+                  <v:f eqn="prod @2 1 2"/>
+                  <v:f eqn="prod @3 21600 pixelWidth"/>
+                  <v:f eqn="prod @3 21600 pixelHeight"/>
+                  <v:f eqn="sum @0 0 1"/>
+                  <v:f eqn="prod @6 1 2"/>
+                  <v:f eqn="prod @7 21600 pixelWidth"/>
+                  <v:f eqn="sum @8 21600 0"/>
+                  <v:f eqn="prod @7 21600 pixelHeight"/>
+                  <v:f eqn="sum @10 21600 0"/>
+                </v:formulas>
+                <v:path o:extrusionok="f" gradientshapeok="t" o:connecttype="rect"/>
+                <o:lock v:ext="edit" aspectratio="t"/>
+              </v:shapetype>
+              <v:shape id="_x0000_i21" o:spid="_x0000_s21" type="#_x0000_t75" style="width:468.00pt;height:111.63pt;mso-wrap-distance-left:0.00pt;mso-wrap-distance-top:0.00pt;mso-wrap-distance-right:0.00pt;mso-wrap-distance-bottom:0.00pt;z-index:1;" stroked="false">
+                <v:imagedata r:id="rId29" o:title=""/>
+                <o:lock v:ext="edit" rotation="t"/>
+              </v:shape>
+            </w:pict>
+          </mc:Fallback>
+        </mc:AlternateContent>
+      </w:r>
+      <w:r>
+        <w:rPr>
+          <w:sz w:val="28"/>
+          <w:szCs w:val="28"/>
+          <w:highlight w:val="none"/>
+        </w:rPr>
+      </w:r>
+      <w:r>
+        <w:rPr>
+          <w:sz w:val="28"/>
+          <w:szCs w:val="28"/>
+          <w:highlight w:val="none"/>
+        </w:rPr>
+      </w:r>
+    </w:p>
+    <w:p>
+      <w:pPr>
+        <w:pStyle w:val="663"/>
+        <w:pBdr/>
+        <w:spacing/>
+        <w:ind/>
+        <w:jc w:val="left"/>
+        <w:rPr>
+          <w:sz w:val="28"/>
+          <w:szCs w:val="28"/>
+          <w:highlight w:val="none"/>
+        </w:rPr>
+      </w:pPr>
+      <w:r>
+        <w:rPr>
+          <w:sz w:val="28"/>
+          <w:szCs w:val="28"/>
+          <w:highlight w:val="none"/>
+        </w:rPr>
+      </w:r>
+      <w:r>
+        <mc:AlternateContent>
+          <mc:Choice Requires="wpg">
+            <w:drawing>
+              <wp:inline xmlns:wp="http://schemas.openxmlformats.org/drawingml/2006/wordprocessingDrawing" distT="0" distB="0" distL="0" distR="0">
+                <wp:extent cx="5943600" cy="3570385"/>
+                <wp:effectExtent l="0" t="0" r="0" b="0"/>
+                <wp:docPr id="23" name=""/>
+                <wp:cNvGraphicFramePr>
+                  <a:graphicFrameLocks xmlns:a="http://schemas.openxmlformats.org/drawingml/2006/main" noChangeAspect="1"/>
+                </wp:cNvGraphicFramePr>
+                <a:graphic xmlns:a="http://schemas.openxmlformats.org/drawingml/2006/main">
+                  <a:graphicData uri="http://schemas.openxmlformats.org/drawingml/2006/picture">
+                    <pic:pic xmlns:pic="http://schemas.openxmlformats.org/drawingml/2006/picture">
+                      <pic:nvPicPr>
+                        <pic:cNvPr id="715463521" name=""/>
+                        <pic:cNvPicPr>
+                          <a:picLocks noChangeAspect="1"/>
+                        </pic:cNvPicPr>
+                        <pic:nvPr/>
+                      </pic:nvPicPr>
+                      <pic:blipFill>
+                        <a:blip r:embed="rId30"/>
+                        <a:stretch/>
+                      </pic:blipFill>
+                      <pic:spPr bwMode="auto">
+                        <a:xfrm>
+                          <a:off x="0" y="0"/>
+                          <a:ext cx="5943599" cy="3570384"/>
+                        </a:xfrm>
+                        <a:prstGeom prst="rect">
+                          <a:avLst/>
+                        </a:prstGeom>
+                      </pic:spPr>
+                    </pic:pic>
+                  </a:graphicData>
+                </a:graphic>
+              </wp:inline>
+            </w:drawing>
+          </mc:Choice>
+          <mc:Fallback>
+            <w:pict>
+              <v:shapetype id="_x0000_t75" coordsize="21600,21600" o:spt="75" o:preferrelative="t" path="m@4@5l@4@11@9@11@9@5xe" filled="f" stroked="f">
+                <v:stroke joinstyle="miter"/>
+                <v:formulas>
+                  <v:f eqn="if lineDrawn pixelLineWidth 0"/>
+                  <v:f eqn="sum @0 1 0"/>
+                  <v:f eqn="sum 0 0 @1"/>
+                  <v:f eqn="prod @2 1 2"/>
+                  <v:f eqn="prod @3 21600 pixelWidth"/>
+                  <v:f eqn="prod @3 21600 pixelHeight"/>
+                  <v:f eqn="sum @0 0 1"/>
+                  <v:f eqn="prod @6 1 2"/>
+                  <v:f eqn="prod @7 21600 pixelWidth"/>
+                  <v:f eqn="sum @8 21600 0"/>
+                  <v:f eqn="prod @7 21600 pixelHeight"/>
+                  <v:f eqn="sum @10 21600 0"/>
+                </v:formulas>
+                <v:path o:extrusionok="f" gradientshapeok="t" o:connecttype="rect"/>
+                <o:lock v:ext="edit" aspectratio="t"/>
+              </v:shapetype>
+              <v:shape id="_x0000_i22" o:spid="_x0000_s22" type="#_x0000_t75" style="width:468.00pt;height:281.13pt;mso-wrap-distance-left:0.00pt;mso-wrap-distance-top:0.00pt;mso-wrap-distance-right:0.00pt;mso-wrap-distance-bottom:0.00pt;z-index:1;" stroked="false">
+                <v:imagedata r:id="rId30" o:title=""/>
+                <o:lock v:ext="edit" rotation="t"/>
+              </v:shape>
+            </w:pict>
+          </mc:Fallback>
+        </mc:AlternateContent>
+      </w:r>
+      <w:r>
+        <w:rPr>
+          <w:sz w:val="28"/>
+          <w:szCs w:val="28"/>
+          <w:highlight w:val="none"/>
+        </w:rPr>
+      </w:r>
+      <w:r>
+        <w:rPr>
+          <w:sz w:val="28"/>
+          <w:szCs w:val="28"/>
+          <w:highlight w:val="none"/>
+        </w:rPr>
+      </w:r>
+    </w:p>
+    <w:p>
+      <w:pPr>
+        <w:pStyle w:val="663"/>
+        <w:pBdr/>
+        <w:spacing/>
+        <w:ind/>
+        <w:jc w:val="left"/>
+        <w:rPr>
+          <w:sz w:val="28"/>
+          <w:szCs w:val="28"/>
+          <w:highlight w:val="none"/>
+        </w:rPr>
+      </w:pPr>
+      <w:r>
+        <w:rPr>
+          <w:sz w:val="28"/>
+          <w:szCs w:val="28"/>
+          <w:highlight w:val="none"/>
+        </w:rPr>
+      </w:r>
+      <w:r>
+        <mc:AlternateContent>
+          <mc:Choice Requires="wpg">
+            <w:drawing>
+              <wp:inline xmlns:wp="http://schemas.openxmlformats.org/drawingml/2006/wordprocessingDrawing" distT="0" distB="0" distL="0" distR="0">
+                <wp:extent cx="5943600" cy="3151819"/>
+                <wp:effectExtent l="0" t="0" r="0" b="0"/>
+                <wp:docPr id="24" name=""/>
+                <wp:cNvGraphicFramePr>
+                  <a:graphicFrameLocks xmlns:a="http://schemas.openxmlformats.org/drawingml/2006/main" noChangeAspect="1"/>
+                </wp:cNvGraphicFramePr>
+                <a:graphic xmlns:a="http://schemas.openxmlformats.org/drawingml/2006/main">
+                  <a:graphicData uri="http://schemas.openxmlformats.org/drawingml/2006/picture">
+                    <pic:pic xmlns:pic="http://schemas.openxmlformats.org/drawingml/2006/picture">
+                      <pic:nvPicPr>
+                        <pic:cNvPr id="1481250848" name=""/>
+                        <pic:cNvPicPr>
+                          <a:picLocks noChangeAspect="1"/>
+                        </pic:cNvPicPr>
+                        <pic:nvPr/>
+                      </pic:nvPicPr>
+                      <pic:blipFill>
+                        <a:blip r:embed="rId31"/>
+                        <a:stretch/>
+                      </pic:blipFill>
+                      <pic:spPr bwMode="auto">
+                        <a:xfrm>
+                          <a:off x="0" y="0"/>
+                          <a:ext cx="5943599" cy="3151819"/>
+                        </a:xfrm>
+                        <a:prstGeom prst="rect">
+                          <a:avLst/>
+                        </a:prstGeom>
+                      </pic:spPr>
+                    </pic:pic>
+                  </a:graphicData>
+                </a:graphic>
+              </wp:inline>
+            </w:drawing>
+          </mc:Choice>
+          <mc:Fallback>
+            <w:pict>
+              <v:shapetype id="_x0000_t75" coordsize="21600,21600" o:spt="75" o:preferrelative="t" path="m@4@5l@4@11@9@11@9@5xe" filled="f" stroked="f">
+                <v:stroke joinstyle="miter"/>
+                <v:formulas>
+                  <v:f eqn="if lineDrawn pixelLineWidth 0"/>
+                  <v:f eqn="sum @0 1 0"/>
+                  <v:f eqn="sum 0 0 @1"/>
+                  <v:f eqn="prod @2 1 2"/>
+                  <v:f eqn="prod @3 21600 pixelWidth"/>
+                  <v:f eqn="prod @3 21600 pixelHeight"/>
+                  <v:f eqn="sum @0 0 1"/>
+                  <v:f eqn="prod @6 1 2"/>
+                  <v:f eqn="prod @7 21600 pixelWidth"/>
+                  <v:f eqn="sum @8 21600 0"/>
+                  <v:f eqn="prod @7 21600 pixelHeight"/>
+                  <v:f eqn="sum @10 21600 0"/>
+                </v:formulas>
+                <v:path o:extrusionok="f" gradientshapeok="t" o:connecttype="rect"/>
+                <o:lock v:ext="edit" aspectratio="t"/>
+              </v:shapetype>
+              <v:shape id="_x0000_i23" o:spid="_x0000_s23" type="#_x0000_t75" style="width:468.00pt;height:248.17pt;mso-wrap-distance-left:0.00pt;mso-wrap-distance-top:0.00pt;mso-wrap-distance-right:0.00pt;mso-wrap-distance-bottom:0.00pt;z-index:1;" stroked="false">
+                <v:imagedata r:id="rId31" o:title=""/>
+                <o:lock v:ext="edit" rotation="t"/>
+              </v:shape>
+            </w:pict>
+          </mc:Fallback>
+        </mc:AlternateContent>
+      </w:r>
+      <w:r>
+        <w:rPr>
+          <w:sz w:val="28"/>
+          <w:szCs w:val="28"/>
+          <w:highlight w:val="none"/>
+        </w:rPr>
+      </w:r>
+      <w:r>
+        <w:rPr>
+          <w:sz w:val="28"/>
+          <w:szCs w:val="28"/>
+          <w:highlight w:val="none"/>
+        </w:rPr>
+      </w:r>
+    </w:p>
+    <w:p>
+      <w:pPr>
+        <w:pStyle w:val="663"/>
+        <w:pBdr/>
+        <w:spacing/>
+        <w:ind/>
+        <w:jc w:val="left"/>
+        <w:rPr>
+          <w:sz w:val="28"/>
+          <w:szCs w:val="28"/>
+          <w:highlight w:val="none"/>
+        </w:rPr>
+      </w:pPr>
+      <w:r>
+        <w:rPr>
+          <w:sz w:val="28"/>
+          <w:szCs w:val="28"/>
+          <w:highlight w:val="none"/>
+        </w:rPr>
+      </w:r>
+      <w:r>
+        <mc:AlternateContent>
+          <mc:Choice Requires="wpg">
+            <w:drawing>
+              <wp:inline xmlns:wp="http://schemas.openxmlformats.org/drawingml/2006/wordprocessingDrawing" distT="0" distB="0" distL="0" distR="0">
+                <wp:extent cx="5943600" cy="4169391"/>
+                <wp:effectExtent l="0" t="0" r="0" b="0"/>
+                <wp:docPr id="25" name=""/>
+                <wp:cNvGraphicFramePr>
+                  <a:graphicFrameLocks xmlns:a="http://schemas.openxmlformats.org/drawingml/2006/main" noChangeAspect="1"/>
+                </wp:cNvGraphicFramePr>
+                <a:graphic xmlns:a="http://schemas.openxmlformats.org/drawingml/2006/main">
+                  <a:graphicData uri="http://schemas.openxmlformats.org/drawingml/2006/picture">
+                    <pic:pic xmlns:pic="http://schemas.openxmlformats.org/drawingml/2006/picture">
+                      <pic:nvPicPr>
+                        <pic:cNvPr id="1707764694" name=""/>
+                        <pic:cNvPicPr>
+                          <a:picLocks noChangeAspect="1"/>
+                        </pic:cNvPicPr>
+                        <pic:nvPr/>
+                      </pic:nvPicPr>
+                      <pic:blipFill>
+                        <a:blip r:embed="rId32"/>
+                        <a:stretch/>
+                      </pic:blipFill>
+                      <pic:spPr bwMode="auto">
+                        <a:xfrm>
+                          <a:off x="0" y="0"/>
+                          <a:ext cx="5943599" cy="4169390"/>
+                        </a:xfrm>
+                        <a:prstGeom prst="rect">
+                          <a:avLst/>
+                        </a:prstGeom>
+                      </pic:spPr>
+                    </pic:pic>
+                  </a:graphicData>
+                </a:graphic>
+              </wp:inline>
+            </w:drawing>
+          </mc:Choice>
+          <mc:Fallback>
+            <w:pict>
+              <v:shapetype id="_x0000_t75" coordsize="21600,21600" o:spt="75" o:preferrelative="t" path="m@4@5l@4@11@9@11@9@5xe" filled="f" stroked="f">
+                <v:stroke joinstyle="miter"/>
+                <v:formulas>
+                  <v:f eqn="if lineDrawn pixelLineWidth 0"/>
+                  <v:f eqn="sum @0 1 0"/>
+                  <v:f eqn="sum 0 0 @1"/>
+                  <v:f eqn="prod @2 1 2"/>
+                  <v:f eqn="prod @3 21600 pixelWidth"/>
+                  <v:f eqn="prod @3 21600 pixelHeight"/>
+                  <v:f eqn="sum @0 0 1"/>
+                  <v:f eqn="prod @6 1 2"/>
+                  <v:f eqn="prod @7 21600 pixelWidth"/>
+                  <v:f eqn="sum @8 21600 0"/>
+                  <v:f eqn="prod @7 21600 pixelHeight"/>
+                  <v:f eqn="sum @10 21600 0"/>
+                </v:formulas>
+                <v:path o:extrusionok="f" gradientshapeok="t" o:connecttype="rect"/>
+                <o:lock v:ext="edit" aspectratio="t"/>
+              </v:shapetype>
+              <v:shape id="_x0000_i24" o:spid="_x0000_s24" type="#_x0000_t75" style="width:468.00pt;height:328.30pt;mso-wrap-distance-left:0.00pt;mso-wrap-distance-top:0.00pt;mso-wrap-distance-right:0.00pt;mso-wrap-distance-bottom:0.00pt;z-index:1;" stroked="false">
+                <v:imagedata r:id="rId32" o:title=""/>
+                <o:lock v:ext="edit" rotation="t"/>
+              </v:shape>
+            </w:pict>
+          </mc:Fallback>
+        </mc:AlternateContent>
+      </w:r>
+      <w:r>
+        <w:rPr>
+          <w:sz w:val="28"/>
+          <w:szCs w:val="28"/>
+          <w:highlight w:val="none"/>
+        </w:rPr>
+      </w:r>
+      <w:r>
+        <w:rPr>
+          <w:sz w:val="28"/>
+          <w:szCs w:val="28"/>
+          <w:highlight w:val="none"/>
+        </w:rPr>
+      </w:r>
+    </w:p>
+    <w:p>
+      <w:pPr>
+        <w:pStyle w:val="663"/>
+        <w:pBdr/>
+        <w:spacing/>
+        <w:ind/>
+        <w:jc w:val="left"/>
+        <w:rPr>
+          <w:sz w:val="28"/>
+          <w:szCs w:val="28"/>
+          <w:highlight w:val="none"/>
+        </w:rPr>
+      </w:pPr>
+      <w:r>
+        <w:rPr>
+          <w:sz w:val="28"/>
+          <w:szCs w:val="28"/>
+          <w:highlight w:val="none"/>
+        </w:rPr>
+      </w:r>
+      <w:r>
+        <mc:AlternateContent>
+          <mc:Choice Requires="wpg">
+            <w:drawing>
+              <wp:inline xmlns:wp="http://schemas.openxmlformats.org/drawingml/2006/wordprocessingDrawing" distT="0" distB="0" distL="0" distR="0">
+                <wp:extent cx="5943600" cy="2950287"/>
+                <wp:effectExtent l="0" t="0" r="0" b="0"/>
+                <wp:docPr id="26" name=""/>
+                <wp:cNvGraphicFramePr>
+                  <a:graphicFrameLocks xmlns:a="http://schemas.openxmlformats.org/drawingml/2006/main" noChangeAspect="1"/>
+                </wp:cNvGraphicFramePr>
+                <a:graphic xmlns:a="http://schemas.openxmlformats.org/drawingml/2006/main">
+                  <a:graphicData uri="http://schemas.openxmlformats.org/drawingml/2006/picture">
+                    <pic:pic xmlns:pic="http://schemas.openxmlformats.org/drawingml/2006/picture">
+                      <pic:nvPicPr>
+                        <pic:cNvPr id="155327498" name=""/>
+                        <pic:cNvPicPr>
+                          <a:picLocks noChangeAspect="1"/>
+                        </pic:cNvPicPr>
+                        <pic:nvPr/>
+                      </pic:nvPicPr>
+                      <pic:blipFill>
+                        <a:blip r:embed="rId33"/>
+                        <a:stretch/>
+                      </pic:blipFill>
+                      <pic:spPr bwMode="auto">
+                        <a:xfrm>
+                          <a:off x="0" y="0"/>
+                          <a:ext cx="5943599" cy="2950287"/>
+                        </a:xfrm>
+                        <a:prstGeom prst="rect">
+                          <a:avLst/>
+                        </a:prstGeom>
+                      </pic:spPr>
+                    </pic:pic>
+                  </a:graphicData>
+                </a:graphic>
+              </wp:inline>
+            </w:drawing>
+          </mc:Choice>
+          <mc:Fallback>
+            <w:pict>
+              <v:shapetype id="_x0000_t75" coordsize="21600,21600" o:spt="75" o:preferrelative="t" path="m@4@5l@4@11@9@11@9@5xe" filled="f" stroked="f">
+                <v:stroke joinstyle="miter"/>
+                <v:formulas>
+                  <v:f eqn="if lineDrawn pixelLineWidth 0"/>
+                  <v:f eqn="sum @0 1 0"/>
+                  <v:f eqn="sum 0 0 @1"/>
+                  <v:f eqn="prod @2 1 2"/>
+                  <v:f eqn="prod @3 21600 pixelWidth"/>
+                  <v:f eqn="prod @3 21600 pixelHeight"/>
+                  <v:f eqn="sum @0 0 1"/>
+                  <v:f eqn="prod @6 1 2"/>
+                  <v:f eqn="prod @7 21600 pixelWidth"/>
+                  <v:f eqn="sum @8 21600 0"/>
+                  <v:f eqn="prod @7 21600 pixelHeight"/>
+                  <v:f eqn="sum @10 21600 0"/>
+                </v:formulas>
+                <v:path o:extrusionok="f" gradientshapeok="t" o:connecttype="rect"/>
+                <o:lock v:ext="edit" aspectratio="t"/>
+              </v:shapetype>
+              <v:shape id="_x0000_i25" o:spid="_x0000_s25" type="#_x0000_t75" style="width:468.00pt;height:232.31pt;mso-wrap-distance-left:0.00pt;mso-wrap-distance-top:0.00pt;mso-wrap-distance-right:0.00pt;mso-wrap-distance-bottom:0.00pt;z-index:1;" stroked="false">
+                <v:imagedata r:id="rId33" o:title=""/>
+                <o:lock v:ext="edit" rotation="t"/>
+              </v:shape>
+            </w:pict>
+          </mc:Fallback>
+        </mc:AlternateContent>
+      </w:r>
+      <w:r>
+        <w:rPr>
+          <w:sz w:val="28"/>
+          <w:szCs w:val="28"/>
+          <w:highlight w:val="none"/>
+        </w:rPr>
+      </w:r>
+      <w:r>
+        <w:rPr>
+          <w:sz w:val="28"/>
+          <w:szCs w:val="28"/>
+          <w:highlight w:val="none"/>
+        </w:rPr>
+      </w:r>
+    </w:p>
+    <w:p>
+      <w:pPr>
+        <w:pStyle w:val="663"/>
+        <w:pBdr/>
+        <w:spacing/>
+        <w:ind/>
+        <w:jc w:val="left"/>
+        <w:rPr>
+          <w:sz w:val="28"/>
+          <w:szCs w:val="28"/>
+          <w:highlight w:val="none"/>
+        </w:rPr>
+      </w:pPr>
+      <w:r>
+        <w:rPr>
+          <w:sz w:val="28"/>
+          <w:szCs w:val="28"/>
+          <w:highlight w:val="none"/>
+        </w:rPr>
+      </w:r>
+      <w:r>
+        <mc:AlternateContent>
+          <mc:Choice Requires="wpg">
+            <w:drawing>
+              <wp:inline xmlns:wp="http://schemas.openxmlformats.org/drawingml/2006/wordprocessingDrawing" distT="0" distB="0" distL="0" distR="0">
+                <wp:extent cx="5943600" cy="4527051"/>
+                <wp:effectExtent l="0" t="0" r="0" b="0"/>
+                <wp:docPr id="27" name=""/>
+                <wp:cNvGraphicFramePr>
+                  <a:graphicFrameLocks xmlns:a="http://schemas.openxmlformats.org/drawingml/2006/main" noChangeAspect="1"/>
+                </wp:cNvGraphicFramePr>
+                <a:graphic xmlns:a="http://schemas.openxmlformats.org/drawingml/2006/main">
+                  <a:graphicData uri="http://schemas.openxmlformats.org/drawingml/2006/picture">
+                    <pic:pic xmlns:pic="http://schemas.openxmlformats.org/drawingml/2006/picture">
+                      <pic:nvPicPr>
+                        <pic:cNvPr id="1879050670" name=""/>
+                        <pic:cNvPicPr>
+                          <a:picLocks noChangeAspect="1"/>
+                        </pic:cNvPicPr>
+                        <pic:nvPr/>
+                      </pic:nvPicPr>
+                      <pic:blipFill>
+                        <a:blip r:embed="rId34"/>
+                        <a:stretch/>
+                      </pic:blipFill>
+                      <pic:spPr bwMode="auto">
+                        <a:xfrm>
+                          <a:off x="0" y="0"/>
+                          <a:ext cx="5943599" cy="4527051"/>
+                        </a:xfrm>
+                        <a:prstGeom prst="rect">
+                          <a:avLst/>
+                        </a:prstGeom>
+                      </pic:spPr>
+                    </pic:pic>
+                  </a:graphicData>
+                </a:graphic>
+              </wp:inline>
+            </w:drawing>
+          </mc:Choice>
+          <mc:Fallback>
+            <w:pict>
+              <v:shapetype id="_x0000_t75" coordsize="21600,21600" o:spt="75" o:preferrelative="t" path="m@4@5l@4@11@9@11@9@5xe" filled="f" stroked="f">
+                <v:stroke joinstyle="miter"/>
+                <v:formulas>
+                  <v:f eqn="if lineDrawn pixelLineWidth 0"/>
+                  <v:f eqn="sum @0 1 0"/>
+                  <v:f eqn="sum 0 0 @1"/>
+                  <v:f eqn="prod @2 1 2"/>
+                  <v:f eqn="prod @3 21600 pixelWidth"/>
+                  <v:f eqn="prod @3 21600 pixelHeight"/>
+                  <v:f eqn="sum @0 0 1"/>
+                  <v:f eqn="prod @6 1 2"/>
+                  <v:f eqn="prod @7 21600 pixelWidth"/>
+                  <v:f eqn="sum @8 21600 0"/>
+                  <v:f eqn="prod @7 21600 pixelHeight"/>
+                  <v:f eqn="sum @10 21600 0"/>
+                </v:formulas>
+                <v:path o:extrusionok="f" gradientshapeok="t" o:connecttype="rect"/>
+                <o:lock v:ext="edit" aspectratio="t"/>
+              </v:shapetype>
+              <v:shape id="_x0000_i26" o:spid="_x0000_s26" type="#_x0000_t75" style="width:468.00pt;height:356.46pt;mso-wrap-distance-left:0.00pt;mso-wrap-distance-top:0.00pt;mso-wrap-distance-right:0.00pt;mso-wrap-distance-bottom:0.00pt;z-index:1;" stroked="false">
+                <v:imagedata r:id="rId34" o:title=""/>
+                <o:lock v:ext="edit" rotation="t"/>
+              </v:shape>
+            </w:pict>
+          </mc:Fallback>
+        </mc:AlternateContent>
+      </w:r>
+      <w:r>
+        <w:rPr>
+          <w:sz w:val="28"/>
+          <w:szCs w:val="28"/>
+          <w:highlight w:val="none"/>
+        </w:rPr>
+      </w:r>
+      <w:r>
+        <w:rPr>
+          <w:sz w:val="28"/>
+          <w:szCs w:val="28"/>
+          <w:highlight w:val="none"/>
+        </w:rPr>
+      </w:r>
+    </w:p>
+    <w:p>
+      <w:pPr>
+        <w:pStyle w:val="663"/>
+        <w:pBdr/>
+        <w:spacing/>
+        <w:ind/>
+        <w:jc w:val="left"/>
+        <w:rPr>
+          <w:sz w:val="28"/>
+          <w:szCs w:val="28"/>
+          <w:highlight w:val="none"/>
+        </w:rPr>
+      </w:pPr>
+      <w:r>
+        <w:rPr>
+          <w:sz w:val="28"/>
+          <w:szCs w:val="28"/>
+          <w:highlight w:val="none"/>
+        </w:rPr>
+      </w:r>
+      <w:r>
+        <mc:AlternateContent>
+          <mc:Choice Requires="wpg">
+            <w:drawing>
+              <wp:inline xmlns:wp="http://schemas.openxmlformats.org/drawingml/2006/wordprocessingDrawing" distT="0" distB="0" distL="0" distR="0">
+                <wp:extent cx="5943600" cy="2034140"/>
+                <wp:effectExtent l="0" t="0" r="0" b="0"/>
+                <wp:docPr id="28" name=""/>
+                <wp:cNvGraphicFramePr>
+                  <a:graphicFrameLocks xmlns:a="http://schemas.openxmlformats.org/drawingml/2006/main" noChangeAspect="1"/>
+                </wp:cNvGraphicFramePr>
+                <a:graphic xmlns:a="http://schemas.openxmlformats.org/drawingml/2006/main">
+                  <a:graphicData uri="http://schemas.openxmlformats.org/drawingml/2006/picture">
+                    <pic:pic xmlns:pic="http://schemas.openxmlformats.org/drawingml/2006/picture">
+                      <pic:nvPicPr>
+                        <pic:cNvPr id="1490533904" name=""/>
+                        <pic:cNvPicPr>
+                          <a:picLocks noChangeAspect="1"/>
+                        </pic:cNvPicPr>
+                        <pic:nvPr/>
+                      </pic:nvPicPr>
+                      <pic:blipFill>
+                        <a:blip r:embed="rId35"/>
+                        <a:stretch/>
+                      </pic:blipFill>
+                      <pic:spPr bwMode="auto">
+                        <a:xfrm>
+                          <a:off x="0" y="0"/>
+                          <a:ext cx="5943599" cy="2034140"/>
+                        </a:xfrm>
+                        <a:prstGeom prst="rect">
+                          <a:avLst/>
+                        </a:prstGeom>
+                      </pic:spPr>
+                    </pic:pic>
+                  </a:graphicData>
+                </a:graphic>
+              </wp:inline>
+            </w:drawing>
+          </mc:Choice>
+          <mc:Fallback>
+            <w:pict>
+              <v:shapetype id="_x0000_t75" coordsize="21600,21600" o:spt="75" o:preferrelative="t" path="m@4@5l@4@11@9@11@9@5xe" filled="f" stroked="f">
+                <v:stroke joinstyle="miter"/>
+                <v:formulas>
+                  <v:f eqn="if lineDrawn pixelLineWidth 0"/>
+                  <v:f eqn="sum @0 1 0"/>
+                  <v:f eqn="sum 0 0 @1"/>
+                  <v:f eqn="prod @2 1 2"/>
+                  <v:f eqn="prod @3 21600 pixelWidth"/>
+                  <v:f eqn="prod @3 21600 pixelHeight"/>
+                  <v:f eqn="sum @0 0 1"/>
+                  <v:f eqn="prod @6 1 2"/>
+                  <v:f eqn="prod @7 21600 pixelWidth"/>
+                  <v:f eqn="sum @8 21600 0"/>
+                  <v:f eqn="prod @7 21600 pixelHeight"/>
+                  <v:f eqn="sum @10 21600 0"/>
+                </v:formulas>
+                <v:path o:extrusionok="f" gradientshapeok="t" o:connecttype="rect"/>
+                <o:lock v:ext="edit" aspectratio="t"/>
+              </v:shapetype>
+              <v:shape id="_x0000_i27" o:spid="_x0000_s27" type="#_x0000_t75" style="width:468.00pt;height:160.17pt;mso-wrap-distance-left:0.00pt;mso-wrap-distance-top:0.00pt;mso-wrap-distance-right:0.00pt;mso-wrap-distance-bottom:0.00pt;z-index:1;" stroked="false">
+                <v:imagedata r:id="rId35" o:title=""/>
+                <o:lock v:ext="edit" rotation="t"/>
+              </v:shape>
+            </w:pict>
+          </mc:Fallback>
+        </mc:AlternateContent>
+      </w:r>
+      <w:r>
+        <w:rPr>
+          <w:sz w:val="28"/>
+          <w:szCs w:val="28"/>
+          <w:highlight w:val="none"/>
+        </w:rPr>
+      </w:r>
+      <w:r>
+        <w:rPr>
+          <w:sz w:val="28"/>
+          <w:szCs w:val="28"/>
+          <w:highlight w:val="none"/>
+        </w:rPr>
+      </w:r>
+    </w:p>
+    <w:p>
+      <w:pPr>
+        <w:pStyle w:val="663"/>
+        <w:pBdr/>
+        <w:spacing/>
+        <w:ind/>
+        <w:jc w:val="left"/>
+        <w:rPr>
+          <w:sz w:val="28"/>
+          <w:szCs w:val="28"/>
+          <w:highlight w:val="none"/>
+        </w:rPr>
+      </w:pPr>
+      <w:r>
+        <w:rPr>
+          <w:sz w:val="28"/>
+          <w:szCs w:val="28"/>
+          <w:highlight w:val="none"/>
+        </w:rPr>
+      </w:r>
+      <w:r>
+        <w:rPr>
+          <w:sz w:val="28"/>
+          <w:szCs w:val="28"/>
+          <w:highlight w:val="none"/>
+        </w:rPr>
+      </w:r>
+    </w:p>
+    <w:p>
+      <w:pPr>
+        <w:pStyle w:val="663"/>
+        <w:pBdr/>
+        <w:spacing/>
+        <w:ind/>
+        <w:jc w:val="left"/>
+        <w:rPr>
+          <w:sz w:val="28"/>
+          <w:szCs w:val="28"/>
+          <w:highlight w:val="none"/>
+        </w:rPr>
+      </w:pPr>
+      <w:r>
+        <w:rPr>
+          <w:sz w:val="28"/>
+          <w:szCs w:val="28"/>
+          <w:highlight w:val="none"/>
+        </w:rPr>
+      </w:r>
+      <w:r>
+        <w:rPr>
+          <w:sz w:val="28"/>
+          <w:szCs w:val="28"/>
+          <w:highlight w:val="none"/>
+        </w:rPr>
+      </w:r>
+    </w:p>
+    <w:p>
+      <w:pPr>
+        <w:pStyle w:val="663"/>
+        <w:pBdr/>
+        <w:spacing/>
+        <w:ind/>
+        <w:jc w:val="left"/>
+        <w:rPr>
+          <w:sz w:val="28"/>
+          <w:szCs w:val="28"/>
+          <w:highlight w:val="none"/>
+        </w:rPr>
+      </w:pPr>
+      <w:r>
+        <w:rPr>
+          <w:sz w:val="28"/>
+          <w:szCs w:val="28"/>
+          <w:highlight w:val="none"/>
+        </w:rPr>
+      </w:r>
+      <w:r>
+        <w:rPr>
+          <w:sz w:val="28"/>
+          <w:szCs w:val="28"/>
+          <w:highlight w:val="none"/>
+        </w:rPr>
+      </w:r>
+    </w:p>
+    <w:p>
+      <w:pPr>
+        <w:pStyle w:val="663"/>
+        <w:pBdr/>
+        <w:spacing/>
+        <w:ind/>
+        <w:jc w:val="left"/>
+        <w:rPr>
+          <w:sz w:val="28"/>
+          <w:szCs w:val="28"/>
+          <w:highlight w:val="none"/>
+        </w:rPr>
+      </w:pPr>
+      <w:r>
+        <w:rPr>
+          <w:sz w:val="28"/>
+          <w:szCs w:val="28"/>
+          <w:highlight w:val="none"/>
+        </w:rPr>
+      </w:r>
+      <w:r>
+        <w:rPr>
+          <w:sz w:val="28"/>
+          <w:szCs w:val="28"/>
+          <w:highlight w:val="none"/>
+        </w:rPr>
+      </w:r>
+    </w:p>
+    <w:p>
+      <w:pPr>
+        <w:pStyle w:val="663"/>
+        <w:pBdr/>
+        <w:spacing/>
+        <w:ind/>
+        <w:jc w:val="left"/>
+        <w:rPr>
+          <w:sz w:val="28"/>
+          <w:szCs w:val="28"/>
+          <w:highlight w:val="none"/>
+        </w:rPr>
+      </w:pPr>
       <w:r>
         <w:rPr>
           <w:sz w:val="28"/>
